--- a/CÔNG TY TNHH ĂN UỐNG THƯƠNG MẠI HỒNG THUẬN/HongThuan_Thaydoi_CSH_DDPL/HoSo2_QUYẾT ĐỊNH THAY ĐỔI.docx
+++ b/CÔNG TY TNHH ĂN UỐNG THƯƠNG MẠI HỒNG THUẬN/HongThuan_Thaydoi_CSH_DDPL/HoSo2_QUYẾT ĐỊNH THAY ĐỔI.docx
@@ -115,6 +115,7 @@
               </w:rPr>
               <w:br/>
             </w:r>
+            <w:proofErr w:type="spellStart"/>
             <w:r>
               <w:rPr>
                 <w:rFonts w:ascii="Times New Roman" w:eastAsia="Times New Roman" w:hAnsi="Times New Roman" w:cs="Times New Roman"/>
@@ -123,6 +124,7 @@
               </w:rPr>
               <w:t>Số</w:t>
             </w:r>
+            <w:proofErr w:type="spellEnd"/>
             <w:r>
               <w:rPr>
                 <w:rFonts w:ascii="Times New Roman" w:eastAsia="Times New Roman" w:hAnsi="Times New Roman" w:cs="Times New Roman"/>
@@ -210,14 +212,88 @@
               </w:rPr>
               <w:br/>
             </w:r>
+            <w:proofErr w:type="spellStart"/>
             <w:r>
               <w:rPr>
                 <w:rFonts w:ascii="Times New Roman" w:eastAsia="Times New Roman" w:hAnsi="Times New Roman" w:cs="Times New Roman"/>
                 <w:sz w:val="28"/>
                 <w:szCs w:val="28"/>
               </w:rPr>
-              <w:t>Độc lập – Tự do – Hạnh phúc</w:t>
-            </w:r>
+              <w:t>Độc</w:t>
+            </w:r>
+            <w:proofErr w:type="spellEnd"/>
+            <w:r>
+              <w:rPr>
+                <w:rFonts w:ascii="Times New Roman" w:eastAsia="Times New Roman" w:hAnsi="Times New Roman" w:cs="Times New Roman"/>
+                <w:sz w:val="28"/>
+                <w:szCs w:val="28"/>
+              </w:rPr>
+              <w:t xml:space="preserve"> </w:t>
+            </w:r>
+            <w:proofErr w:type="spellStart"/>
+            <w:r>
+              <w:rPr>
+                <w:rFonts w:ascii="Times New Roman" w:eastAsia="Times New Roman" w:hAnsi="Times New Roman" w:cs="Times New Roman"/>
+                <w:sz w:val="28"/>
+                <w:szCs w:val="28"/>
+              </w:rPr>
+              <w:t>lập</w:t>
+            </w:r>
+            <w:proofErr w:type="spellEnd"/>
+            <w:r>
+              <w:rPr>
+                <w:rFonts w:ascii="Times New Roman" w:eastAsia="Times New Roman" w:hAnsi="Times New Roman" w:cs="Times New Roman"/>
+                <w:sz w:val="28"/>
+                <w:szCs w:val="28"/>
+              </w:rPr>
+              <w:t xml:space="preserve"> – </w:t>
+            </w:r>
+            <w:proofErr w:type="spellStart"/>
+            <w:r>
+              <w:rPr>
+                <w:rFonts w:ascii="Times New Roman" w:eastAsia="Times New Roman" w:hAnsi="Times New Roman" w:cs="Times New Roman"/>
+                <w:sz w:val="28"/>
+                <w:szCs w:val="28"/>
+              </w:rPr>
+              <w:t>Tự</w:t>
+            </w:r>
+            <w:proofErr w:type="spellEnd"/>
+            <w:r>
+              <w:rPr>
+                <w:rFonts w:ascii="Times New Roman" w:eastAsia="Times New Roman" w:hAnsi="Times New Roman" w:cs="Times New Roman"/>
+                <w:sz w:val="28"/>
+                <w:szCs w:val="28"/>
+              </w:rPr>
+              <w:t xml:space="preserve"> do – </w:t>
+            </w:r>
+            <w:proofErr w:type="spellStart"/>
+            <w:r>
+              <w:rPr>
+                <w:rFonts w:ascii="Times New Roman" w:eastAsia="Times New Roman" w:hAnsi="Times New Roman" w:cs="Times New Roman"/>
+                <w:sz w:val="28"/>
+                <w:szCs w:val="28"/>
+              </w:rPr>
+              <w:t>Hạnh</w:t>
+            </w:r>
+            <w:proofErr w:type="spellEnd"/>
+            <w:r>
+              <w:rPr>
+                <w:rFonts w:ascii="Times New Roman" w:eastAsia="Times New Roman" w:hAnsi="Times New Roman" w:cs="Times New Roman"/>
+                <w:sz w:val="28"/>
+                <w:szCs w:val="28"/>
+              </w:rPr>
+              <w:t xml:space="preserve"> </w:t>
+            </w:r>
+            <w:proofErr w:type="spellStart"/>
+            <w:r>
+              <w:rPr>
+                <w:rFonts w:ascii="Times New Roman" w:eastAsia="Times New Roman" w:hAnsi="Times New Roman" w:cs="Times New Roman"/>
+                <w:sz w:val="28"/>
+                <w:szCs w:val="28"/>
+              </w:rPr>
+              <w:t>phúc</w:t>
+            </w:r>
+            <w:proofErr w:type="spellEnd"/>
             <w:r>
               <w:rPr>
                 <w:rFonts w:ascii="Times New Roman" w:eastAsia="Times New Roman" w:hAnsi="Times New Roman" w:cs="Times New Roman"/>
@@ -267,6 +343,7 @@
               </w:rPr>
               <w:t> </w:t>
             </w:r>
+            <w:proofErr w:type="spellStart"/>
             <w:r>
               <w:rPr>
                 <w:rFonts w:ascii="Times New Roman" w:eastAsia="Times New Roman" w:hAnsi="Times New Roman" w:cs="Times New Roman"/>
@@ -275,8 +352,9 @@
                 <w:sz w:val="28"/>
                 <w:szCs w:val="28"/>
               </w:rPr>
-              <w:t xml:space="preserve">Tp.Hồ Chí Minh, </w:t>
-            </w:r>
+              <w:t>Tp.Hồ</w:t>
+            </w:r>
+            <w:proofErr w:type="spellEnd"/>
             <w:r>
               <w:rPr>
                 <w:rFonts w:ascii="Times New Roman" w:eastAsia="Times New Roman" w:hAnsi="Times New Roman" w:cs="Times New Roman"/>
@@ -285,7 +363,73 @@
                 <w:sz w:val="28"/>
                 <w:szCs w:val="28"/>
               </w:rPr>
-              <w:t>ngày 31 tháng 07 năm 2026</w:t>
+              <w:t xml:space="preserve"> Chí Minh, </w:t>
+            </w:r>
+            <w:proofErr w:type="spellStart"/>
+            <w:r>
+              <w:rPr>
+                <w:rFonts w:ascii="Times New Roman" w:eastAsia="Times New Roman" w:hAnsi="Times New Roman" w:cs="Times New Roman"/>
+                <w:i/>
+                <w:iCs/>
+                <w:sz w:val="28"/>
+                <w:szCs w:val="28"/>
+              </w:rPr>
+              <w:t>ngày</w:t>
+            </w:r>
+            <w:proofErr w:type="spellEnd"/>
+            <w:r>
+              <w:rPr>
+                <w:rFonts w:ascii="Times New Roman" w:eastAsia="Times New Roman" w:hAnsi="Times New Roman" w:cs="Times New Roman"/>
+                <w:i/>
+                <w:iCs/>
+                <w:sz w:val="28"/>
+                <w:szCs w:val="28"/>
+              </w:rPr>
+              <w:t xml:space="preserve"> 31 </w:t>
+            </w:r>
+            <w:proofErr w:type="spellStart"/>
+            <w:r>
+              <w:rPr>
+                <w:rFonts w:ascii="Times New Roman" w:eastAsia="Times New Roman" w:hAnsi="Times New Roman" w:cs="Times New Roman"/>
+                <w:i/>
+                <w:iCs/>
+                <w:sz w:val="28"/>
+                <w:szCs w:val="28"/>
+              </w:rPr>
+              <w:t>tháng</w:t>
+            </w:r>
+            <w:proofErr w:type="spellEnd"/>
+            <w:r>
+              <w:rPr>
+                <w:rFonts w:ascii="Times New Roman" w:eastAsia="Times New Roman" w:hAnsi="Times New Roman" w:cs="Times New Roman"/>
+                <w:i/>
+                <w:iCs/>
+                <w:sz w:val="28"/>
+                <w:szCs w:val="28"/>
+              </w:rPr>
+              <w:t xml:space="preserve"> 07 </w:t>
+            </w:r>
+            <w:proofErr w:type="spellStart"/>
+            <w:r>
+              <w:rPr>
+                <w:rFonts w:ascii="Times New Roman" w:eastAsia="Times New Roman" w:hAnsi="Times New Roman" w:cs="Times New Roman"/>
+                <w:i/>
+                <w:iCs/>
+                <w:sz w:val="28"/>
+                <w:szCs w:val="28"/>
+              </w:rPr>
+              <w:t>năm</w:t>
+            </w:r>
+            <w:proofErr w:type="spellEnd"/>
+            <w:r>
+              <w:rPr>
+                <w:rFonts w:ascii="Times New Roman" w:eastAsia="Times New Roman" w:hAnsi="Times New Roman" w:cs="Times New Roman"/>
+                <w:i/>
+                <w:iCs/>
+                <w:sz w:val="28"/>
+                <w:szCs w:val="28"/>
+              </w:rPr>
+              <w:t xml:space="preserve"> 2026</w:t>
             </w:r>
           </w:p>
         </w:tc>
@@ -366,6 +510,7 @@
           <w:szCs w:val="28"/>
         </w:rPr>
       </w:pPr>
+      <w:proofErr w:type="spellStart"/>
       <w:r>
         <w:rPr>
           <w:rFonts w:ascii="Times New Roman" w:eastAsia="Times New Roman" w:hAnsi="Times New Roman" w:cs="Times New Roman"/>
@@ -374,8 +519,9 @@
           <w:sz w:val="28"/>
           <w:szCs w:val="28"/>
         </w:rPr>
-        <w:t xml:space="preserve">Về việc thay đổi </w:t>
-      </w:r>
+        <w:t>Về</w:t>
+      </w:r>
+      <w:proofErr w:type="spellEnd"/>
       <w:r>
         <w:rPr>
           <w:rFonts w:ascii="Times New Roman" w:eastAsia="Times New Roman" w:hAnsi="Times New Roman" w:cs="Times New Roman"/>
@@ -384,8 +530,174 @@
           <w:sz w:val="28"/>
           <w:szCs w:val="28"/>
         </w:rPr>
-        <w:t>Người đại diện pháp luật</w:t>
-      </w:r>
+        <w:t xml:space="preserve"> </w:t>
+      </w:r>
+      <w:proofErr w:type="spellStart"/>
+      <w:r>
+        <w:rPr>
+          <w:rFonts w:ascii="Times New Roman" w:eastAsia="Times New Roman" w:hAnsi="Times New Roman" w:cs="Times New Roman"/>
+          <w:b/>
+          <w:bCs/>
+          <w:sz w:val="28"/>
+          <w:szCs w:val="28"/>
+        </w:rPr>
+        <w:t>việc</w:t>
+      </w:r>
+      <w:proofErr w:type="spellEnd"/>
+      <w:r>
+        <w:rPr>
+          <w:rFonts w:ascii="Times New Roman" w:eastAsia="Times New Roman" w:hAnsi="Times New Roman" w:cs="Times New Roman"/>
+          <w:b/>
+          <w:bCs/>
+          <w:sz w:val="28"/>
+          <w:szCs w:val="28"/>
+        </w:rPr>
+        <w:t xml:space="preserve"> </w:t>
+      </w:r>
+      <w:proofErr w:type="spellStart"/>
+      <w:r>
+        <w:rPr>
+          <w:rFonts w:ascii="Times New Roman" w:eastAsia="Times New Roman" w:hAnsi="Times New Roman" w:cs="Times New Roman"/>
+          <w:b/>
+          <w:bCs/>
+          <w:sz w:val="28"/>
+          <w:szCs w:val="28"/>
+        </w:rPr>
+        <w:t>thay</w:t>
+      </w:r>
+      <w:proofErr w:type="spellEnd"/>
+      <w:r>
+        <w:rPr>
+          <w:rFonts w:ascii="Times New Roman" w:eastAsia="Times New Roman" w:hAnsi="Times New Roman" w:cs="Times New Roman"/>
+          <w:b/>
+          <w:bCs/>
+          <w:sz w:val="28"/>
+          <w:szCs w:val="28"/>
+        </w:rPr>
+        <w:t xml:space="preserve"> </w:t>
+      </w:r>
+      <w:proofErr w:type="spellStart"/>
+      <w:r>
+        <w:rPr>
+          <w:rFonts w:ascii="Times New Roman" w:eastAsia="Times New Roman" w:hAnsi="Times New Roman" w:cs="Times New Roman"/>
+          <w:b/>
+          <w:bCs/>
+          <w:sz w:val="28"/>
+          <w:szCs w:val="28"/>
+        </w:rPr>
+        <w:t>đổi</w:t>
+      </w:r>
+      <w:proofErr w:type="spellEnd"/>
+      <w:r>
+        <w:rPr>
+          <w:rFonts w:ascii="Times New Roman" w:eastAsia="Times New Roman" w:hAnsi="Times New Roman" w:cs="Times New Roman"/>
+          <w:b/>
+          <w:bCs/>
+          <w:sz w:val="28"/>
+          <w:szCs w:val="28"/>
+        </w:rPr>
+        <w:t xml:space="preserve"> </w:t>
+      </w:r>
+      <w:proofErr w:type="spellStart"/>
+      <w:r>
+        <w:rPr>
+          <w:rFonts w:ascii="Times New Roman" w:eastAsia="Times New Roman" w:hAnsi="Times New Roman" w:cs="Times New Roman"/>
+          <w:b/>
+          <w:bCs/>
+          <w:sz w:val="28"/>
+          <w:szCs w:val="28"/>
+        </w:rPr>
+        <w:t>Người</w:t>
+      </w:r>
+      <w:proofErr w:type="spellEnd"/>
+      <w:r>
+        <w:rPr>
+          <w:rFonts w:ascii="Times New Roman" w:eastAsia="Times New Roman" w:hAnsi="Times New Roman" w:cs="Times New Roman"/>
+          <w:b/>
+          <w:bCs/>
+          <w:sz w:val="28"/>
+          <w:szCs w:val="28"/>
+        </w:rPr>
+        <w:t xml:space="preserve"> </w:t>
+      </w:r>
+      <w:proofErr w:type="spellStart"/>
+      <w:r>
+        <w:rPr>
+          <w:rFonts w:ascii="Times New Roman" w:eastAsia="Times New Roman" w:hAnsi="Times New Roman" w:cs="Times New Roman"/>
+          <w:b/>
+          <w:bCs/>
+          <w:sz w:val="28"/>
+          <w:szCs w:val="28"/>
+        </w:rPr>
+        <w:t>đại</w:t>
+      </w:r>
+      <w:proofErr w:type="spellEnd"/>
+      <w:r>
+        <w:rPr>
+          <w:rFonts w:ascii="Times New Roman" w:eastAsia="Times New Roman" w:hAnsi="Times New Roman" w:cs="Times New Roman"/>
+          <w:b/>
+          <w:bCs/>
+          <w:sz w:val="28"/>
+          <w:szCs w:val="28"/>
+        </w:rPr>
+        <w:t xml:space="preserve"> </w:t>
+      </w:r>
+      <w:proofErr w:type="spellStart"/>
+      <w:r>
+        <w:rPr>
+          <w:rFonts w:ascii="Times New Roman" w:eastAsia="Times New Roman" w:hAnsi="Times New Roman" w:cs="Times New Roman"/>
+          <w:b/>
+          <w:bCs/>
+          <w:sz w:val="28"/>
+          <w:szCs w:val="28"/>
+        </w:rPr>
+        <w:t>diện</w:t>
+      </w:r>
+      <w:proofErr w:type="spellEnd"/>
+      <w:r>
+        <w:rPr>
+          <w:rFonts w:ascii="Times New Roman" w:eastAsia="Times New Roman" w:hAnsi="Times New Roman" w:cs="Times New Roman"/>
+          <w:b/>
+          <w:bCs/>
+          <w:sz w:val="28"/>
+          <w:szCs w:val="28"/>
+        </w:rPr>
+        <w:t xml:space="preserve"> </w:t>
+      </w:r>
+      <w:proofErr w:type="spellStart"/>
+      <w:r>
+        <w:rPr>
+          <w:rFonts w:ascii="Times New Roman" w:eastAsia="Times New Roman" w:hAnsi="Times New Roman" w:cs="Times New Roman"/>
+          <w:b/>
+          <w:bCs/>
+          <w:sz w:val="28"/>
+          <w:szCs w:val="28"/>
+        </w:rPr>
+        <w:t>pháp</w:t>
+      </w:r>
+      <w:proofErr w:type="spellEnd"/>
+      <w:r>
+        <w:rPr>
+          <w:rFonts w:ascii="Times New Roman" w:eastAsia="Times New Roman" w:hAnsi="Times New Roman" w:cs="Times New Roman"/>
+          <w:b/>
+          <w:bCs/>
+          <w:sz w:val="28"/>
+          <w:szCs w:val="28"/>
+        </w:rPr>
+        <w:t xml:space="preserve"> </w:t>
+      </w:r>
+      <w:proofErr w:type="spellStart"/>
+      <w:r>
+        <w:rPr>
+          <w:rFonts w:ascii="Times New Roman" w:eastAsia="Times New Roman" w:hAnsi="Times New Roman" w:cs="Times New Roman"/>
+          <w:b/>
+          <w:bCs/>
+          <w:sz w:val="28"/>
+          <w:szCs w:val="28"/>
+        </w:rPr>
+        <w:t>luật</w:t>
+      </w:r>
+      <w:proofErr w:type="spellEnd"/>
     </w:p>
     <w:p>
       <w:pPr>
@@ -542,7 +854,97 @@
           <w:sz w:val="28"/>
           <w:szCs w:val="28"/>
         </w:rPr>
-        <w:t xml:space="preserve">- Căn cứ Luật Doanh nghiệp số </w:t>
+        <w:t xml:space="preserve">- </w:t>
+      </w:r>
+      <w:proofErr w:type="spellStart"/>
+      <w:r>
+        <w:rPr>
+          <w:rFonts w:ascii="Times New Roman" w:eastAsia="Times New Roman" w:hAnsi="Times New Roman" w:cs="Times New Roman"/>
+          <w:sz w:val="28"/>
+          <w:szCs w:val="28"/>
+        </w:rPr>
+        <w:t>Căn</w:t>
+      </w:r>
+      <w:proofErr w:type="spellEnd"/>
+      <w:r>
+        <w:rPr>
+          <w:rFonts w:ascii="Times New Roman" w:eastAsia="Times New Roman" w:hAnsi="Times New Roman" w:cs="Times New Roman"/>
+          <w:sz w:val="28"/>
+          <w:szCs w:val="28"/>
+        </w:rPr>
+        <w:t xml:space="preserve"> </w:t>
+      </w:r>
+      <w:proofErr w:type="spellStart"/>
+      <w:r>
+        <w:rPr>
+          <w:rFonts w:ascii="Times New Roman" w:eastAsia="Times New Roman" w:hAnsi="Times New Roman" w:cs="Times New Roman"/>
+          <w:sz w:val="28"/>
+          <w:szCs w:val="28"/>
+        </w:rPr>
+        <w:t>cứ</w:t>
+      </w:r>
+      <w:proofErr w:type="spellEnd"/>
+      <w:r>
+        <w:rPr>
+          <w:rFonts w:ascii="Times New Roman" w:eastAsia="Times New Roman" w:hAnsi="Times New Roman" w:cs="Times New Roman"/>
+          <w:sz w:val="28"/>
+          <w:szCs w:val="28"/>
+        </w:rPr>
+        <w:t xml:space="preserve"> </w:t>
+      </w:r>
+      <w:proofErr w:type="spellStart"/>
+      <w:r>
+        <w:rPr>
+          <w:rFonts w:ascii="Times New Roman" w:eastAsia="Times New Roman" w:hAnsi="Times New Roman" w:cs="Times New Roman"/>
+          <w:sz w:val="28"/>
+          <w:szCs w:val="28"/>
+        </w:rPr>
+        <w:t>Luật</w:t>
+      </w:r>
+      <w:proofErr w:type="spellEnd"/>
+      <w:r>
+        <w:rPr>
+          <w:rFonts w:ascii="Times New Roman" w:eastAsia="Times New Roman" w:hAnsi="Times New Roman" w:cs="Times New Roman"/>
+          <w:sz w:val="28"/>
+          <w:szCs w:val="28"/>
+        </w:rPr>
+        <w:t xml:space="preserve"> Doanh </w:t>
+      </w:r>
+      <w:proofErr w:type="spellStart"/>
+      <w:r>
+        <w:rPr>
+          <w:rFonts w:ascii="Times New Roman" w:eastAsia="Times New Roman" w:hAnsi="Times New Roman" w:cs="Times New Roman"/>
+          <w:sz w:val="28"/>
+          <w:szCs w:val="28"/>
+        </w:rPr>
+        <w:t>nghiệp</w:t>
+      </w:r>
+      <w:proofErr w:type="spellEnd"/>
+      <w:r>
+        <w:rPr>
+          <w:rFonts w:ascii="Times New Roman" w:eastAsia="Times New Roman" w:hAnsi="Times New Roman" w:cs="Times New Roman"/>
+          <w:sz w:val="28"/>
+          <w:szCs w:val="28"/>
+        </w:rPr>
+        <w:t xml:space="preserve"> </w:t>
+      </w:r>
+      <w:proofErr w:type="spellStart"/>
+      <w:r>
+        <w:rPr>
+          <w:rFonts w:ascii="Times New Roman" w:eastAsia="Times New Roman" w:hAnsi="Times New Roman" w:cs="Times New Roman"/>
+          <w:sz w:val="28"/>
+          <w:szCs w:val="28"/>
+        </w:rPr>
+        <w:t>số</w:t>
+      </w:r>
+      <w:proofErr w:type="spellEnd"/>
+      <w:r>
+        <w:rPr>
+          <w:rFonts w:ascii="Times New Roman" w:eastAsia="Times New Roman" w:hAnsi="Times New Roman" w:cs="Times New Roman"/>
+          <w:sz w:val="28"/>
+          <w:szCs w:val="28"/>
+        </w:rPr>
+        <w:t xml:space="preserve"> </w:t>
       </w:r>
       <w:r>
         <w:rPr>
@@ -568,7 +970,114 @@
           <w:szCs w:val="28"/>
         </w:rPr>
         <w:tab/>
-        <w:t>được Quốc hội thông qua ngày 17 tháng 06 năm 2020;</w:t>
+      </w:r>
+      <w:proofErr w:type="spellStart"/>
+      <w:r>
+        <w:rPr>
+          <w:rFonts w:ascii="Times New Roman" w:eastAsia="Times New Roman" w:hAnsi="Times New Roman" w:cs="Times New Roman"/>
+          <w:sz w:val="28"/>
+          <w:szCs w:val="28"/>
+        </w:rPr>
+        <w:t>được</w:t>
+      </w:r>
+      <w:proofErr w:type="spellEnd"/>
+      <w:r>
+        <w:rPr>
+          <w:rFonts w:ascii="Times New Roman" w:eastAsia="Times New Roman" w:hAnsi="Times New Roman" w:cs="Times New Roman"/>
+          <w:sz w:val="28"/>
+          <w:szCs w:val="28"/>
+        </w:rPr>
+        <w:t xml:space="preserve"> Quốc </w:t>
+      </w:r>
+      <w:proofErr w:type="spellStart"/>
+      <w:r>
+        <w:rPr>
+          <w:rFonts w:ascii="Times New Roman" w:eastAsia="Times New Roman" w:hAnsi="Times New Roman" w:cs="Times New Roman"/>
+          <w:sz w:val="28"/>
+          <w:szCs w:val="28"/>
+        </w:rPr>
+        <w:t>hội</w:t>
+      </w:r>
+      <w:proofErr w:type="spellEnd"/>
+      <w:r>
+        <w:rPr>
+          <w:rFonts w:ascii="Times New Roman" w:eastAsia="Times New Roman" w:hAnsi="Times New Roman" w:cs="Times New Roman"/>
+          <w:sz w:val="28"/>
+          <w:szCs w:val="28"/>
+        </w:rPr>
+        <w:t xml:space="preserve"> </w:t>
+      </w:r>
+      <w:proofErr w:type="spellStart"/>
+      <w:r>
+        <w:rPr>
+          <w:rFonts w:ascii="Times New Roman" w:eastAsia="Times New Roman" w:hAnsi="Times New Roman" w:cs="Times New Roman"/>
+          <w:sz w:val="28"/>
+          <w:szCs w:val="28"/>
+        </w:rPr>
+        <w:t>thông</w:t>
+      </w:r>
+      <w:proofErr w:type="spellEnd"/>
+      <w:r>
+        <w:rPr>
+          <w:rFonts w:ascii="Times New Roman" w:eastAsia="Times New Roman" w:hAnsi="Times New Roman" w:cs="Times New Roman"/>
+          <w:sz w:val="28"/>
+          <w:szCs w:val="28"/>
+        </w:rPr>
+        <w:t xml:space="preserve"> qua </w:t>
+      </w:r>
+      <w:proofErr w:type="spellStart"/>
+      <w:r>
+        <w:rPr>
+          <w:rFonts w:ascii="Times New Roman" w:eastAsia="Times New Roman" w:hAnsi="Times New Roman" w:cs="Times New Roman"/>
+          <w:sz w:val="28"/>
+          <w:szCs w:val="28"/>
+        </w:rPr>
+        <w:t>ngày</w:t>
+      </w:r>
+      <w:proofErr w:type="spellEnd"/>
+      <w:r>
+        <w:rPr>
+          <w:rFonts w:ascii="Times New Roman" w:eastAsia="Times New Roman" w:hAnsi="Times New Roman" w:cs="Times New Roman"/>
+          <w:sz w:val="28"/>
+          <w:szCs w:val="28"/>
+        </w:rPr>
+        <w:t xml:space="preserve"> 17 </w:t>
+      </w:r>
+      <w:proofErr w:type="spellStart"/>
+      <w:r>
+        <w:rPr>
+          <w:rFonts w:ascii="Times New Roman" w:eastAsia="Times New Roman" w:hAnsi="Times New Roman" w:cs="Times New Roman"/>
+          <w:sz w:val="28"/>
+          <w:szCs w:val="28"/>
+        </w:rPr>
+        <w:t>tháng</w:t>
+      </w:r>
+      <w:proofErr w:type="spellEnd"/>
+      <w:r>
+        <w:rPr>
+          <w:rFonts w:ascii="Times New Roman" w:eastAsia="Times New Roman" w:hAnsi="Times New Roman" w:cs="Times New Roman"/>
+          <w:sz w:val="28"/>
+          <w:szCs w:val="28"/>
+        </w:rPr>
+        <w:t xml:space="preserve"> 06 </w:t>
+      </w:r>
+      <w:proofErr w:type="spellStart"/>
+      <w:r>
+        <w:rPr>
+          <w:rFonts w:ascii="Times New Roman" w:eastAsia="Times New Roman" w:hAnsi="Times New Roman" w:cs="Times New Roman"/>
+          <w:sz w:val="28"/>
+          <w:szCs w:val="28"/>
+        </w:rPr>
+        <w:t>năm</w:t>
+      </w:r>
+      <w:proofErr w:type="spellEnd"/>
+      <w:r>
+        <w:rPr>
+          <w:rFonts w:ascii="Times New Roman" w:eastAsia="Times New Roman" w:hAnsi="Times New Roman" w:cs="Times New Roman"/>
+          <w:sz w:val="28"/>
+          <w:szCs w:val="28"/>
+        </w:rPr>
+        <w:t xml:space="preserve"> 2020;</w:t>
       </w:r>
     </w:p>
     <w:p>
@@ -588,7 +1097,79 @@
           <w:sz w:val="28"/>
           <w:szCs w:val="28"/>
         </w:rPr>
-        <w:t xml:space="preserve">- Căn cứ Điều lệ </w:t>
+        <w:t xml:space="preserve">- </w:t>
+      </w:r>
+      <w:proofErr w:type="spellStart"/>
+      <w:r>
+        <w:rPr>
+          <w:rFonts w:ascii="Times New Roman" w:eastAsia="Times New Roman" w:hAnsi="Times New Roman" w:cs="Times New Roman"/>
+          <w:sz w:val="28"/>
+          <w:szCs w:val="28"/>
+        </w:rPr>
+        <w:t>Căn</w:t>
+      </w:r>
+      <w:proofErr w:type="spellEnd"/>
+      <w:r>
+        <w:rPr>
+          <w:rFonts w:ascii="Times New Roman" w:eastAsia="Times New Roman" w:hAnsi="Times New Roman" w:cs="Times New Roman"/>
+          <w:sz w:val="28"/>
+          <w:szCs w:val="28"/>
+        </w:rPr>
+        <w:t xml:space="preserve"> </w:t>
+      </w:r>
+      <w:proofErr w:type="spellStart"/>
+      <w:r>
+        <w:rPr>
+          <w:rFonts w:ascii="Times New Roman" w:eastAsia="Times New Roman" w:hAnsi="Times New Roman" w:cs="Times New Roman"/>
+          <w:sz w:val="28"/>
+          <w:szCs w:val="28"/>
+        </w:rPr>
+        <w:t>cứ</w:t>
+      </w:r>
+      <w:proofErr w:type="spellEnd"/>
+      <w:r>
+        <w:rPr>
+          <w:rFonts w:ascii="Times New Roman" w:eastAsia="Times New Roman" w:hAnsi="Times New Roman" w:cs="Times New Roman"/>
+          <w:sz w:val="28"/>
+          <w:szCs w:val="28"/>
+        </w:rPr>
+        <w:t xml:space="preserve"> </w:t>
+      </w:r>
+      <w:proofErr w:type="spellStart"/>
+      <w:r>
+        <w:rPr>
+          <w:rFonts w:ascii="Times New Roman" w:eastAsia="Times New Roman" w:hAnsi="Times New Roman" w:cs="Times New Roman"/>
+          <w:sz w:val="28"/>
+          <w:szCs w:val="28"/>
+        </w:rPr>
+        <w:t>Điều</w:t>
+      </w:r>
+      <w:proofErr w:type="spellEnd"/>
+      <w:r>
+        <w:rPr>
+          <w:rFonts w:ascii="Times New Roman" w:eastAsia="Times New Roman" w:hAnsi="Times New Roman" w:cs="Times New Roman"/>
+          <w:sz w:val="28"/>
+          <w:szCs w:val="28"/>
+        </w:rPr>
+        <w:t xml:space="preserve"> </w:t>
+      </w:r>
+      <w:proofErr w:type="spellStart"/>
+      <w:r>
+        <w:rPr>
+          <w:rFonts w:ascii="Times New Roman" w:eastAsia="Times New Roman" w:hAnsi="Times New Roman" w:cs="Times New Roman"/>
+          <w:sz w:val="28"/>
+          <w:szCs w:val="28"/>
+        </w:rPr>
+        <w:t>lệ</w:t>
+      </w:r>
+      <w:proofErr w:type="spellEnd"/>
+      <w:r>
+        <w:rPr>
+          <w:rFonts w:ascii="Times New Roman" w:eastAsia="Times New Roman" w:hAnsi="Times New Roman" w:cs="Times New Roman"/>
+          <w:sz w:val="28"/>
+          <w:szCs w:val="28"/>
+        </w:rPr>
+        <w:t xml:space="preserve"> </w:t>
       </w:r>
       <w:r>
         <w:rPr>
@@ -697,15 +1278,577 @@
           <w:szCs w:val="28"/>
         </w:rPr>
       </w:pPr>
-      <w:r>
-        <w:rPr>
-          <w:rFonts w:ascii="Times New Roman" w:hAnsi="Times New Roman"/>
-          <w:b/>
-          <w:sz w:val="28"/>
-          <w:szCs w:val="28"/>
-        </w:rPr>
-        <w:t>Điều 1: Thay đổi người đại diện theo pháp luật của công ty từ bà YIN, TINGTING - chức danh: Giám đốc sang người đại diện theo pháp luật mới là bà NGUYỄN THỊ DIỆP – chức danh: Giám đốc</w:t>
-      </w:r>
+      <w:proofErr w:type="spellStart"/>
+      <w:r>
+        <w:rPr>
+          <w:rFonts w:ascii="Times New Roman" w:hAnsi="Times New Roman"/>
+          <w:b/>
+          <w:sz w:val="28"/>
+          <w:szCs w:val="28"/>
+        </w:rPr>
+        <w:t>Điều</w:t>
+      </w:r>
+      <w:proofErr w:type="spellEnd"/>
+      <w:r>
+        <w:rPr>
+          <w:rFonts w:ascii="Times New Roman" w:hAnsi="Times New Roman"/>
+          <w:b/>
+          <w:sz w:val="28"/>
+          <w:szCs w:val="28"/>
+        </w:rPr>
+        <w:t xml:space="preserve"> 1: Thay </w:t>
+      </w:r>
+      <w:proofErr w:type="spellStart"/>
+      <w:r>
+        <w:rPr>
+          <w:rFonts w:ascii="Times New Roman" w:hAnsi="Times New Roman"/>
+          <w:b/>
+          <w:sz w:val="28"/>
+          <w:szCs w:val="28"/>
+        </w:rPr>
+        <w:t>đổi</w:t>
+      </w:r>
+      <w:proofErr w:type="spellEnd"/>
+      <w:r>
+        <w:rPr>
+          <w:rFonts w:ascii="Times New Roman" w:hAnsi="Times New Roman"/>
+          <w:b/>
+          <w:sz w:val="28"/>
+          <w:szCs w:val="28"/>
+        </w:rPr>
+        <w:t xml:space="preserve"> </w:t>
+      </w:r>
+      <w:proofErr w:type="spellStart"/>
+      <w:r>
+        <w:rPr>
+          <w:rFonts w:ascii="Times New Roman" w:hAnsi="Times New Roman"/>
+          <w:b/>
+          <w:sz w:val="28"/>
+          <w:szCs w:val="28"/>
+        </w:rPr>
+        <w:t>người</w:t>
+      </w:r>
+      <w:proofErr w:type="spellEnd"/>
+      <w:r>
+        <w:rPr>
+          <w:rFonts w:ascii="Times New Roman" w:hAnsi="Times New Roman"/>
+          <w:b/>
+          <w:sz w:val="28"/>
+          <w:szCs w:val="28"/>
+        </w:rPr>
+        <w:t xml:space="preserve"> </w:t>
+      </w:r>
+      <w:proofErr w:type="spellStart"/>
+      <w:r>
+        <w:rPr>
+          <w:rFonts w:ascii="Times New Roman" w:hAnsi="Times New Roman"/>
+          <w:b/>
+          <w:sz w:val="28"/>
+          <w:szCs w:val="28"/>
+        </w:rPr>
+        <w:t>đại</w:t>
+      </w:r>
+      <w:proofErr w:type="spellEnd"/>
+      <w:r>
+        <w:rPr>
+          <w:rFonts w:ascii="Times New Roman" w:hAnsi="Times New Roman"/>
+          <w:b/>
+          <w:sz w:val="28"/>
+          <w:szCs w:val="28"/>
+        </w:rPr>
+        <w:t xml:space="preserve"> </w:t>
+      </w:r>
+      <w:proofErr w:type="spellStart"/>
+      <w:r>
+        <w:rPr>
+          <w:rFonts w:ascii="Times New Roman" w:hAnsi="Times New Roman"/>
+          <w:b/>
+          <w:sz w:val="28"/>
+          <w:szCs w:val="28"/>
+        </w:rPr>
+        <w:t>diện</w:t>
+      </w:r>
+      <w:proofErr w:type="spellEnd"/>
+      <w:r>
+        <w:rPr>
+          <w:rFonts w:ascii="Times New Roman" w:hAnsi="Times New Roman"/>
+          <w:b/>
+          <w:sz w:val="28"/>
+          <w:szCs w:val="28"/>
+        </w:rPr>
+        <w:t xml:space="preserve"> </w:t>
+      </w:r>
+      <w:proofErr w:type="spellStart"/>
+      <w:r>
+        <w:rPr>
+          <w:rFonts w:ascii="Times New Roman" w:hAnsi="Times New Roman"/>
+          <w:b/>
+          <w:sz w:val="28"/>
+          <w:szCs w:val="28"/>
+        </w:rPr>
+        <w:t>theo</w:t>
+      </w:r>
+      <w:proofErr w:type="spellEnd"/>
+      <w:r>
+        <w:rPr>
+          <w:rFonts w:ascii="Times New Roman" w:hAnsi="Times New Roman"/>
+          <w:b/>
+          <w:sz w:val="28"/>
+          <w:szCs w:val="28"/>
+        </w:rPr>
+        <w:t xml:space="preserve"> </w:t>
+      </w:r>
+      <w:proofErr w:type="spellStart"/>
+      <w:r>
+        <w:rPr>
+          <w:rFonts w:ascii="Times New Roman" w:hAnsi="Times New Roman"/>
+          <w:b/>
+          <w:sz w:val="28"/>
+          <w:szCs w:val="28"/>
+        </w:rPr>
+        <w:t>pháp</w:t>
+      </w:r>
+      <w:proofErr w:type="spellEnd"/>
+      <w:r>
+        <w:rPr>
+          <w:rFonts w:ascii="Times New Roman" w:hAnsi="Times New Roman"/>
+          <w:b/>
+          <w:sz w:val="28"/>
+          <w:szCs w:val="28"/>
+        </w:rPr>
+        <w:t xml:space="preserve"> </w:t>
+      </w:r>
+      <w:proofErr w:type="spellStart"/>
+      <w:r>
+        <w:rPr>
+          <w:rFonts w:ascii="Times New Roman" w:hAnsi="Times New Roman"/>
+          <w:b/>
+          <w:sz w:val="28"/>
+          <w:szCs w:val="28"/>
+        </w:rPr>
+        <w:t>luật</w:t>
+      </w:r>
+      <w:proofErr w:type="spellEnd"/>
+      <w:r>
+        <w:rPr>
+          <w:rFonts w:ascii="Times New Roman" w:hAnsi="Times New Roman"/>
+          <w:b/>
+          <w:sz w:val="28"/>
+          <w:szCs w:val="28"/>
+        </w:rPr>
+        <w:t xml:space="preserve"> </w:t>
+      </w:r>
+      <w:proofErr w:type="spellStart"/>
+      <w:r>
+        <w:rPr>
+          <w:rFonts w:ascii="Times New Roman" w:hAnsi="Times New Roman"/>
+          <w:b/>
+          <w:sz w:val="28"/>
+          <w:szCs w:val="28"/>
+        </w:rPr>
+        <w:t>của</w:t>
+      </w:r>
+      <w:proofErr w:type="spellEnd"/>
+      <w:r>
+        <w:rPr>
+          <w:rFonts w:ascii="Times New Roman" w:hAnsi="Times New Roman"/>
+          <w:b/>
+          <w:sz w:val="28"/>
+          <w:szCs w:val="28"/>
+        </w:rPr>
+        <w:t xml:space="preserve"> </w:t>
+      </w:r>
+      <w:proofErr w:type="spellStart"/>
+      <w:r>
+        <w:rPr>
+          <w:rFonts w:ascii="Times New Roman" w:hAnsi="Times New Roman"/>
+          <w:b/>
+          <w:sz w:val="28"/>
+          <w:szCs w:val="28"/>
+        </w:rPr>
+        <w:t>công</w:t>
+      </w:r>
+      <w:proofErr w:type="spellEnd"/>
+      <w:r>
+        <w:rPr>
+          <w:rFonts w:ascii="Times New Roman" w:hAnsi="Times New Roman"/>
+          <w:b/>
+          <w:sz w:val="28"/>
+          <w:szCs w:val="28"/>
+        </w:rPr>
+        <w:t xml:space="preserve"> ty </w:t>
+      </w:r>
+      <w:proofErr w:type="spellStart"/>
+      <w:r>
+        <w:rPr>
+          <w:rFonts w:ascii="Times New Roman" w:hAnsi="Times New Roman"/>
+          <w:b/>
+          <w:sz w:val="28"/>
+          <w:szCs w:val="28"/>
+        </w:rPr>
+        <w:t>từ</w:t>
+      </w:r>
+      <w:proofErr w:type="spellEnd"/>
+      <w:r>
+        <w:rPr>
+          <w:rFonts w:ascii="Times New Roman" w:hAnsi="Times New Roman"/>
+          <w:b/>
+          <w:sz w:val="28"/>
+          <w:szCs w:val="28"/>
+        </w:rPr>
+        <w:t xml:space="preserve"> </w:t>
+      </w:r>
+      <w:proofErr w:type="spellStart"/>
+      <w:r>
+        <w:rPr>
+          <w:rFonts w:ascii="Times New Roman" w:hAnsi="Times New Roman"/>
+          <w:b/>
+          <w:sz w:val="28"/>
+          <w:szCs w:val="28"/>
+        </w:rPr>
+        <w:t>bà</w:t>
+      </w:r>
+      <w:proofErr w:type="spellEnd"/>
+      <w:r>
+        <w:rPr>
+          <w:rFonts w:ascii="Times New Roman" w:hAnsi="Times New Roman"/>
+          <w:b/>
+          <w:sz w:val="28"/>
+          <w:szCs w:val="28"/>
+        </w:rPr>
+        <w:t xml:space="preserve"> YIN, TINGTING - </w:t>
+      </w:r>
+      <w:proofErr w:type="spellStart"/>
+      <w:r>
+        <w:rPr>
+          <w:rFonts w:ascii="Times New Roman" w:hAnsi="Times New Roman"/>
+          <w:b/>
+          <w:sz w:val="28"/>
+          <w:szCs w:val="28"/>
+        </w:rPr>
+        <w:t>chức</w:t>
+      </w:r>
+      <w:proofErr w:type="spellEnd"/>
+      <w:r>
+        <w:rPr>
+          <w:rFonts w:ascii="Times New Roman" w:hAnsi="Times New Roman"/>
+          <w:b/>
+          <w:sz w:val="28"/>
+          <w:szCs w:val="28"/>
+        </w:rPr>
+        <w:t xml:space="preserve"> </w:t>
+      </w:r>
+      <w:proofErr w:type="spellStart"/>
+      <w:r>
+        <w:rPr>
+          <w:rFonts w:ascii="Times New Roman" w:hAnsi="Times New Roman"/>
+          <w:b/>
+          <w:sz w:val="28"/>
+          <w:szCs w:val="28"/>
+        </w:rPr>
+        <w:t>danh</w:t>
+      </w:r>
+      <w:proofErr w:type="spellEnd"/>
+      <w:r>
+        <w:rPr>
+          <w:rFonts w:ascii="Times New Roman" w:hAnsi="Times New Roman"/>
+          <w:b/>
+          <w:sz w:val="28"/>
+          <w:szCs w:val="28"/>
+        </w:rPr>
+        <w:t xml:space="preserve">: </w:t>
+      </w:r>
+      <w:proofErr w:type="spellStart"/>
+      <w:r>
+        <w:rPr>
+          <w:rFonts w:ascii="Times New Roman" w:hAnsi="Times New Roman"/>
+          <w:b/>
+          <w:sz w:val="28"/>
+          <w:szCs w:val="28"/>
+        </w:rPr>
+        <w:t>Giám</w:t>
+      </w:r>
+      <w:proofErr w:type="spellEnd"/>
+      <w:r>
+        <w:rPr>
+          <w:rFonts w:ascii="Times New Roman" w:hAnsi="Times New Roman"/>
+          <w:b/>
+          <w:sz w:val="28"/>
+          <w:szCs w:val="28"/>
+        </w:rPr>
+        <w:t xml:space="preserve"> </w:t>
+      </w:r>
+      <w:proofErr w:type="spellStart"/>
+      <w:r>
+        <w:rPr>
+          <w:rFonts w:ascii="Times New Roman" w:hAnsi="Times New Roman"/>
+          <w:b/>
+          <w:sz w:val="28"/>
+          <w:szCs w:val="28"/>
+        </w:rPr>
+        <w:t>đốc</w:t>
+      </w:r>
+      <w:proofErr w:type="spellEnd"/>
+      <w:r>
+        <w:rPr>
+          <w:rFonts w:ascii="Times New Roman" w:hAnsi="Times New Roman"/>
+          <w:b/>
+          <w:sz w:val="28"/>
+          <w:szCs w:val="28"/>
+        </w:rPr>
+        <w:t xml:space="preserve"> sang </w:t>
+      </w:r>
+      <w:proofErr w:type="spellStart"/>
+      <w:r>
+        <w:rPr>
+          <w:rFonts w:ascii="Times New Roman" w:hAnsi="Times New Roman"/>
+          <w:b/>
+          <w:sz w:val="28"/>
+          <w:szCs w:val="28"/>
+        </w:rPr>
+        <w:t>người</w:t>
+      </w:r>
+      <w:proofErr w:type="spellEnd"/>
+      <w:r>
+        <w:rPr>
+          <w:rFonts w:ascii="Times New Roman" w:hAnsi="Times New Roman"/>
+          <w:b/>
+          <w:sz w:val="28"/>
+          <w:szCs w:val="28"/>
+        </w:rPr>
+        <w:t xml:space="preserve"> </w:t>
+      </w:r>
+      <w:proofErr w:type="spellStart"/>
+      <w:r>
+        <w:rPr>
+          <w:rFonts w:ascii="Times New Roman" w:hAnsi="Times New Roman"/>
+          <w:b/>
+          <w:sz w:val="28"/>
+          <w:szCs w:val="28"/>
+        </w:rPr>
+        <w:t>đại</w:t>
+      </w:r>
+      <w:proofErr w:type="spellEnd"/>
+      <w:r>
+        <w:rPr>
+          <w:rFonts w:ascii="Times New Roman" w:hAnsi="Times New Roman"/>
+          <w:b/>
+          <w:sz w:val="28"/>
+          <w:szCs w:val="28"/>
+        </w:rPr>
+        <w:t xml:space="preserve"> </w:t>
+      </w:r>
+      <w:proofErr w:type="spellStart"/>
+      <w:r>
+        <w:rPr>
+          <w:rFonts w:ascii="Times New Roman" w:hAnsi="Times New Roman"/>
+          <w:b/>
+          <w:sz w:val="28"/>
+          <w:szCs w:val="28"/>
+        </w:rPr>
+        <w:t>diện</w:t>
+      </w:r>
+      <w:proofErr w:type="spellEnd"/>
+      <w:r>
+        <w:rPr>
+          <w:rFonts w:ascii="Times New Roman" w:hAnsi="Times New Roman"/>
+          <w:b/>
+          <w:sz w:val="28"/>
+          <w:szCs w:val="28"/>
+        </w:rPr>
+        <w:t xml:space="preserve"> </w:t>
+      </w:r>
+      <w:proofErr w:type="spellStart"/>
+      <w:r>
+        <w:rPr>
+          <w:rFonts w:ascii="Times New Roman" w:hAnsi="Times New Roman"/>
+          <w:b/>
+          <w:sz w:val="28"/>
+          <w:szCs w:val="28"/>
+        </w:rPr>
+        <w:t>theo</w:t>
+      </w:r>
+      <w:proofErr w:type="spellEnd"/>
+      <w:r>
+        <w:rPr>
+          <w:rFonts w:ascii="Times New Roman" w:hAnsi="Times New Roman"/>
+          <w:b/>
+          <w:sz w:val="28"/>
+          <w:szCs w:val="28"/>
+        </w:rPr>
+        <w:t xml:space="preserve"> </w:t>
+      </w:r>
+      <w:proofErr w:type="spellStart"/>
+      <w:r>
+        <w:rPr>
+          <w:rFonts w:ascii="Times New Roman" w:hAnsi="Times New Roman"/>
+          <w:b/>
+          <w:sz w:val="28"/>
+          <w:szCs w:val="28"/>
+        </w:rPr>
+        <w:t>pháp</w:t>
+      </w:r>
+      <w:proofErr w:type="spellEnd"/>
+      <w:r>
+        <w:rPr>
+          <w:rFonts w:ascii="Times New Roman" w:hAnsi="Times New Roman"/>
+          <w:b/>
+          <w:sz w:val="28"/>
+          <w:szCs w:val="28"/>
+        </w:rPr>
+        <w:t xml:space="preserve"> </w:t>
+      </w:r>
+      <w:proofErr w:type="spellStart"/>
+      <w:r>
+        <w:rPr>
+          <w:rFonts w:ascii="Times New Roman" w:hAnsi="Times New Roman"/>
+          <w:b/>
+          <w:sz w:val="28"/>
+          <w:szCs w:val="28"/>
+        </w:rPr>
+        <w:t>luật</w:t>
+      </w:r>
+      <w:proofErr w:type="spellEnd"/>
+      <w:r>
+        <w:rPr>
+          <w:rFonts w:ascii="Times New Roman" w:hAnsi="Times New Roman"/>
+          <w:b/>
+          <w:sz w:val="28"/>
+          <w:szCs w:val="28"/>
+        </w:rPr>
+        <w:t xml:space="preserve"> </w:t>
+      </w:r>
+      <w:proofErr w:type="spellStart"/>
+      <w:r>
+        <w:rPr>
+          <w:rFonts w:ascii="Times New Roman" w:hAnsi="Times New Roman"/>
+          <w:b/>
+          <w:sz w:val="28"/>
+          <w:szCs w:val="28"/>
+        </w:rPr>
+        <w:t>mới</w:t>
+      </w:r>
+      <w:proofErr w:type="spellEnd"/>
+      <w:r>
+        <w:rPr>
+          <w:rFonts w:ascii="Times New Roman" w:hAnsi="Times New Roman"/>
+          <w:b/>
+          <w:sz w:val="28"/>
+          <w:szCs w:val="28"/>
+        </w:rPr>
+        <w:t xml:space="preserve"> </w:t>
+      </w:r>
+      <w:proofErr w:type="spellStart"/>
+      <w:r>
+        <w:rPr>
+          <w:rFonts w:ascii="Times New Roman" w:hAnsi="Times New Roman"/>
+          <w:b/>
+          <w:sz w:val="28"/>
+          <w:szCs w:val="28"/>
+        </w:rPr>
+        <w:t>là</w:t>
+      </w:r>
+      <w:proofErr w:type="spellEnd"/>
+      <w:r>
+        <w:rPr>
+          <w:rFonts w:ascii="Times New Roman" w:hAnsi="Times New Roman"/>
+          <w:b/>
+          <w:sz w:val="28"/>
+          <w:szCs w:val="28"/>
+        </w:rPr>
+        <w:t xml:space="preserve"> </w:t>
+      </w:r>
+      <w:proofErr w:type="spellStart"/>
+      <w:r>
+        <w:rPr>
+          <w:rFonts w:ascii="Times New Roman" w:hAnsi="Times New Roman"/>
+          <w:b/>
+          <w:sz w:val="28"/>
+          <w:szCs w:val="28"/>
+        </w:rPr>
+        <w:t>bà</w:t>
+      </w:r>
+      <w:proofErr w:type="spellEnd"/>
+      <w:r>
+        <w:rPr>
+          <w:rFonts w:ascii="Times New Roman" w:hAnsi="Times New Roman"/>
+          <w:b/>
+          <w:sz w:val="28"/>
+          <w:szCs w:val="28"/>
+        </w:rPr>
+        <w:t xml:space="preserve"> NGUYỄN THỊ DIỆP – </w:t>
+      </w:r>
+      <w:proofErr w:type="spellStart"/>
+      <w:r>
+        <w:rPr>
+          <w:rFonts w:ascii="Times New Roman" w:hAnsi="Times New Roman"/>
+          <w:b/>
+          <w:sz w:val="28"/>
+          <w:szCs w:val="28"/>
+        </w:rPr>
+        <w:t>chức</w:t>
+      </w:r>
+      <w:proofErr w:type="spellEnd"/>
+      <w:r>
+        <w:rPr>
+          <w:rFonts w:ascii="Times New Roman" w:hAnsi="Times New Roman"/>
+          <w:b/>
+          <w:sz w:val="28"/>
+          <w:szCs w:val="28"/>
+        </w:rPr>
+        <w:t xml:space="preserve"> </w:t>
+      </w:r>
+      <w:proofErr w:type="spellStart"/>
+      <w:r>
+        <w:rPr>
+          <w:rFonts w:ascii="Times New Roman" w:hAnsi="Times New Roman"/>
+          <w:b/>
+          <w:sz w:val="28"/>
+          <w:szCs w:val="28"/>
+        </w:rPr>
+        <w:t>danh</w:t>
+      </w:r>
+      <w:proofErr w:type="spellEnd"/>
+      <w:r>
+        <w:rPr>
+          <w:rFonts w:ascii="Times New Roman" w:hAnsi="Times New Roman"/>
+          <w:b/>
+          <w:sz w:val="28"/>
+          <w:szCs w:val="28"/>
+        </w:rPr>
+        <w:t xml:space="preserve">: </w:t>
+      </w:r>
+      <w:proofErr w:type="spellStart"/>
+      <w:r>
+        <w:rPr>
+          <w:rFonts w:ascii="Times New Roman" w:hAnsi="Times New Roman"/>
+          <w:b/>
+          <w:sz w:val="28"/>
+          <w:szCs w:val="28"/>
+        </w:rPr>
+        <w:t>Giám</w:t>
+      </w:r>
+      <w:proofErr w:type="spellEnd"/>
+      <w:r>
+        <w:rPr>
+          <w:rFonts w:ascii="Times New Roman" w:hAnsi="Times New Roman"/>
+          <w:b/>
+          <w:sz w:val="28"/>
+          <w:szCs w:val="28"/>
+        </w:rPr>
+        <w:t xml:space="preserve"> </w:t>
+      </w:r>
+      <w:proofErr w:type="spellStart"/>
+      <w:r>
+        <w:rPr>
+          <w:rFonts w:ascii="Times New Roman" w:hAnsi="Times New Roman"/>
+          <w:b/>
+          <w:sz w:val="28"/>
+          <w:szCs w:val="28"/>
+        </w:rPr>
+        <w:t>đốc</w:t>
+      </w:r>
+      <w:proofErr w:type="spellEnd"/>
     </w:p>
     <w:p>
       <w:pPr>
@@ -738,7 +1881,187 @@
           <w:sz w:val="28"/>
           <w:szCs w:val="28"/>
         </w:rPr>
-        <w:t xml:space="preserve">Thông tin người đại diện theo pháp luật sau khi thay đổi: </w:t>
+        <w:t xml:space="preserve">Thông tin </w:t>
+      </w:r>
+      <w:proofErr w:type="spellStart"/>
+      <w:r>
+        <w:rPr>
+          <w:rFonts w:ascii="Times New Roman" w:hAnsi="Times New Roman"/>
+          <w:sz w:val="28"/>
+          <w:szCs w:val="28"/>
+        </w:rPr>
+        <w:t>người</w:t>
+      </w:r>
+      <w:proofErr w:type="spellEnd"/>
+      <w:r>
+        <w:rPr>
+          <w:rFonts w:ascii="Times New Roman" w:hAnsi="Times New Roman"/>
+          <w:sz w:val="28"/>
+          <w:szCs w:val="28"/>
+        </w:rPr>
+        <w:t xml:space="preserve"> </w:t>
+      </w:r>
+      <w:proofErr w:type="spellStart"/>
+      <w:r>
+        <w:rPr>
+          <w:rFonts w:ascii="Times New Roman" w:hAnsi="Times New Roman"/>
+          <w:sz w:val="28"/>
+          <w:szCs w:val="28"/>
+        </w:rPr>
+        <w:t>đại</w:t>
+      </w:r>
+      <w:proofErr w:type="spellEnd"/>
+      <w:r>
+        <w:rPr>
+          <w:rFonts w:ascii="Times New Roman" w:hAnsi="Times New Roman"/>
+          <w:sz w:val="28"/>
+          <w:szCs w:val="28"/>
+        </w:rPr>
+        <w:t xml:space="preserve"> </w:t>
+      </w:r>
+      <w:proofErr w:type="spellStart"/>
+      <w:r>
+        <w:rPr>
+          <w:rFonts w:ascii="Times New Roman" w:hAnsi="Times New Roman"/>
+          <w:sz w:val="28"/>
+          <w:szCs w:val="28"/>
+        </w:rPr>
+        <w:t>diện</w:t>
+      </w:r>
+      <w:proofErr w:type="spellEnd"/>
+      <w:r>
+        <w:rPr>
+          <w:rFonts w:ascii="Times New Roman" w:hAnsi="Times New Roman"/>
+          <w:sz w:val="28"/>
+          <w:szCs w:val="28"/>
+        </w:rPr>
+        <w:t xml:space="preserve"> </w:t>
+      </w:r>
+      <w:proofErr w:type="spellStart"/>
+      <w:r>
+        <w:rPr>
+          <w:rFonts w:ascii="Times New Roman" w:hAnsi="Times New Roman"/>
+          <w:sz w:val="28"/>
+          <w:szCs w:val="28"/>
+        </w:rPr>
+        <w:t>theo</w:t>
+      </w:r>
+      <w:proofErr w:type="spellEnd"/>
+      <w:r>
+        <w:rPr>
+          <w:rFonts w:ascii="Times New Roman" w:hAnsi="Times New Roman"/>
+          <w:sz w:val="28"/>
+          <w:szCs w:val="28"/>
+        </w:rPr>
+        <w:t xml:space="preserve"> </w:t>
+      </w:r>
+      <w:proofErr w:type="spellStart"/>
+      <w:r>
+        <w:rPr>
+          <w:rFonts w:ascii="Times New Roman" w:hAnsi="Times New Roman"/>
+          <w:sz w:val="28"/>
+          <w:szCs w:val="28"/>
+        </w:rPr>
+        <w:t>pháp</w:t>
+      </w:r>
+      <w:proofErr w:type="spellEnd"/>
+      <w:r>
+        <w:rPr>
+          <w:rFonts w:ascii="Times New Roman" w:hAnsi="Times New Roman"/>
+          <w:sz w:val="28"/>
+          <w:szCs w:val="28"/>
+        </w:rPr>
+        <w:t xml:space="preserve"> </w:t>
+      </w:r>
+      <w:proofErr w:type="spellStart"/>
+      <w:r>
+        <w:rPr>
+          <w:rFonts w:ascii="Times New Roman" w:hAnsi="Times New Roman"/>
+          <w:sz w:val="28"/>
+          <w:szCs w:val="28"/>
+        </w:rPr>
+        <w:t>luật</w:t>
+      </w:r>
+      <w:proofErr w:type="spellEnd"/>
+      <w:r>
+        <w:rPr>
+          <w:rFonts w:ascii="Times New Roman" w:hAnsi="Times New Roman"/>
+          <w:sz w:val="28"/>
+          <w:szCs w:val="28"/>
+        </w:rPr>
+        <w:t xml:space="preserve"> </w:t>
+      </w:r>
+      <w:proofErr w:type="spellStart"/>
+      <w:r>
+        <w:rPr>
+          <w:rFonts w:ascii="Times New Roman" w:hAnsi="Times New Roman"/>
+          <w:sz w:val="28"/>
+          <w:szCs w:val="28"/>
+        </w:rPr>
+        <w:t>sau</w:t>
+      </w:r>
+      <w:proofErr w:type="spellEnd"/>
+      <w:r>
+        <w:rPr>
+          <w:rFonts w:ascii="Times New Roman" w:hAnsi="Times New Roman"/>
+          <w:sz w:val="28"/>
+          <w:szCs w:val="28"/>
+        </w:rPr>
+        <w:t xml:space="preserve"> </w:t>
+      </w:r>
+      <w:proofErr w:type="spellStart"/>
+      <w:r>
+        <w:rPr>
+          <w:rFonts w:ascii="Times New Roman" w:hAnsi="Times New Roman"/>
+          <w:sz w:val="28"/>
+          <w:szCs w:val="28"/>
+        </w:rPr>
+        <w:t>khi</w:t>
+      </w:r>
+      <w:proofErr w:type="spellEnd"/>
+      <w:r>
+        <w:rPr>
+          <w:rFonts w:ascii="Times New Roman" w:hAnsi="Times New Roman"/>
+          <w:sz w:val="28"/>
+          <w:szCs w:val="28"/>
+        </w:rPr>
+        <w:t xml:space="preserve"> </w:t>
+      </w:r>
+      <w:proofErr w:type="spellStart"/>
+      <w:r>
+        <w:rPr>
+          <w:rFonts w:ascii="Times New Roman" w:hAnsi="Times New Roman"/>
+          <w:sz w:val="28"/>
+          <w:szCs w:val="28"/>
+        </w:rPr>
+        <w:t>thay</w:t>
+      </w:r>
+      <w:proofErr w:type="spellEnd"/>
+      <w:r>
+        <w:rPr>
+          <w:rFonts w:ascii="Times New Roman" w:hAnsi="Times New Roman"/>
+          <w:sz w:val="28"/>
+          <w:szCs w:val="28"/>
+        </w:rPr>
+        <w:t xml:space="preserve"> </w:t>
+      </w:r>
+      <w:proofErr w:type="spellStart"/>
+      <w:r>
+        <w:rPr>
+          <w:rFonts w:ascii="Times New Roman" w:hAnsi="Times New Roman"/>
+          <w:sz w:val="28"/>
+          <w:szCs w:val="28"/>
+        </w:rPr>
+        <w:t>đổi</w:t>
+      </w:r>
+      <w:proofErr w:type="spellEnd"/>
+      <w:r>
+        <w:rPr>
+          <w:rFonts w:ascii="Times New Roman" w:hAnsi="Times New Roman"/>
+          <w:sz w:val="28"/>
+          <w:szCs w:val="28"/>
+        </w:rPr>
+        <w:t xml:space="preserve">: </w:t>
       </w:r>
     </w:p>
     <w:p>
@@ -751,12 +2074,149 @@
           <w:sz w:val="25"/>
         </w:rPr>
       </w:pPr>
-      <w:r>
-        <w:rPr>
-          <w:rFonts w:ascii="Times New Roman" w:hAnsi="Times New Roman" w:cs="Times New Roman"/>
-          <w:sz w:val="25"/>
-        </w:rPr>
-        <w:t>Họ, chữ đệm và tên (ghi bằng chữ in hoa): NGUYỄN THỊ DIỆP</w:t>
+      <w:proofErr w:type="spellStart"/>
+      <w:r>
+        <w:rPr>
+          <w:rFonts w:ascii="Times New Roman" w:hAnsi="Times New Roman" w:cs="Times New Roman"/>
+          <w:sz w:val="25"/>
+        </w:rPr>
+        <w:t>Họ</w:t>
+      </w:r>
+      <w:proofErr w:type="spellEnd"/>
+      <w:r>
+        <w:rPr>
+          <w:rFonts w:ascii="Times New Roman" w:hAnsi="Times New Roman" w:cs="Times New Roman"/>
+          <w:sz w:val="25"/>
+        </w:rPr>
+        <w:t xml:space="preserve">, </w:t>
+      </w:r>
+      <w:proofErr w:type="spellStart"/>
+      <w:r>
+        <w:rPr>
+          <w:rFonts w:ascii="Times New Roman" w:hAnsi="Times New Roman" w:cs="Times New Roman"/>
+          <w:sz w:val="25"/>
+        </w:rPr>
+        <w:t>chữ</w:t>
+      </w:r>
+      <w:proofErr w:type="spellEnd"/>
+      <w:r>
+        <w:rPr>
+          <w:rFonts w:ascii="Times New Roman" w:hAnsi="Times New Roman" w:cs="Times New Roman"/>
+          <w:sz w:val="25"/>
+        </w:rPr>
+        <w:t xml:space="preserve"> </w:t>
+      </w:r>
+      <w:proofErr w:type="spellStart"/>
+      <w:r>
+        <w:rPr>
+          <w:rFonts w:ascii="Times New Roman" w:hAnsi="Times New Roman" w:cs="Times New Roman"/>
+          <w:sz w:val="25"/>
+        </w:rPr>
+        <w:t>đệm</w:t>
+      </w:r>
+      <w:proofErr w:type="spellEnd"/>
+      <w:r>
+        <w:rPr>
+          <w:rFonts w:ascii="Times New Roman" w:hAnsi="Times New Roman" w:cs="Times New Roman"/>
+          <w:sz w:val="25"/>
+        </w:rPr>
+        <w:t xml:space="preserve"> </w:t>
+      </w:r>
+      <w:proofErr w:type="spellStart"/>
+      <w:r>
+        <w:rPr>
+          <w:rFonts w:ascii="Times New Roman" w:hAnsi="Times New Roman" w:cs="Times New Roman"/>
+          <w:sz w:val="25"/>
+        </w:rPr>
+        <w:t>và</w:t>
+      </w:r>
+      <w:proofErr w:type="spellEnd"/>
+      <w:r>
+        <w:rPr>
+          <w:rFonts w:ascii="Times New Roman" w:hAnsi="Times New Roman" w:cs="Times New Roman"/>
+          <w:sz w:val="25"/>
+        </w:rPr>
+        <w:t xml:space="preserve"> </w:t>
+      </w:r>
+      <w:proofErr w:type="spellStart"/>
+      <w:r>
+        <w:rPr>
+          <w:rFonts w:ascii="Times New Roman" w:hAnsi="Times New Roman" w:cs="Times New Roman"/>
+          <w:sz w:val="25"/>
+        </w:rPr>
+        <w:t>tên</w:t>
+      </w:r>
+      <w:proofErr w:type="spellEnd"/>
+      <w:r>
+        <w:rPr>
+          <w:rFonts w:ascii="Times New Roman" w:hAnsi="Times New Roman" w:cs="Times New Roman"/>
+          <w:sz w:val="25"/>
+        </w:rPr>
+        <w:t xml:space="preserve"> (</w:t>
+      </w:r>
+      <w:proofErr w:type="spellStart"/>
+      <w:r>
+        <w:rPr>
+          <w:rFonts w:ascii="Times New Roman" w:hAnsi="Times New Roman" w:cs="Times New Roman"/>
+          <w:sz w:val="25"/>
+        </w:rPr>
+        <w:t>ghi</w:t>
+      </w:r>
+      <w:proofErr w:type="spellEnd"/>
+      <w:r>
+        <w:rPr>
+          <w:rFonts w:ascii="Times New Roman" w:hAnsi="Times New Roman" w:cs="Times New Roman"/>
+          <w:sz w:val="25"/>
+        </w:rPr>
+        <w:t xml:space="preserve"> </w:t>
+      </w:r>
+      <w:proofErr w:type="spellStart"/>
+      <w:r>
+        <w:rPr>
+          <w:rFonts w:ascii="Times New Roman" w:hAnsi="Times New Roman" w:cs="Times New Roman"/>
+          <w:sz w:val="25"/>
+        </w:rPr>
+        <w:t>bằng</w:t>
+      </w:r>
+      <w:proofErr w:type="spellEnd"/>
+      <w:r>
+        <w:rPr>
+          <w:rFonts w:ascii="Times New Roman" w:hAnsi="Times New Roman" w:cs="Times New Roman"/>
+          <w:sz w:val="25"/>
+        </w:rPr>
+        <w:t xml:space="preserve"> </w:t>
+      </w:r>
+      <w:proofErr w:type="spellStart"/>
+      <w:r>
+        <w:rPr>
+          <w:rFonts w:ascii="Times New Roman" w:hAnsi="Times New Roman" w:cs="Times New Roman"/>
+          <w:sz w:val="25"/>
+        </w:rPr>
+        <w:t>chữ</w:t>
+      </w:r>
+      <w:proofErr w:type="spellEnd"/>
+      <w:r>
+        <w:rPr>
+          <w:rFonts w:ascii="Times New Roman" w:hAnsi="Times New Roman" w:cs="Times New Roman"/>
+          <w:sz w:val="25"/>
+        </w:rPr>
+        <w:t xml:space="preserve"> in </w:t>
+      </w:r>
+      <w:proofErr w:type="spellStart"/>
+      <w:r>
+        <w:rPr>
+          <w:rFonts w:ascii="Times New Roman" w:hAnsi="Times New Roman" w:cs="Times New Roman"/>
+          <w:sz w:val="25"/>
+        </w:rPr>
+        <w:t>hoa</w:t>
+      </w:r>
+      <w:proofErr w:type="spellEnd"/>
+      <w:r>
+        <w:rPr>
+          <w:rFonts w:ascii="Times New Roman" w:hAnsi="Times New Roman" w:cs="Times New Roman"/>
+          <w:sz w:val="25"/>
+        </w:rPr>
+        <w:t>): NGUYỄN THỊ DIỆP</w:t>
       </w:r>
     </w:p>
     <w:p>
@@ -769,12 +2229,69 @@
           <w:sz w:val="25"/>
         </w:rPr>
       </w:pPr>
-      <w:r>
-        <w:rPr>
-          <w:rFonts w:ascii="Times New Roman" w:hAnsi="Times New Roman" w:cs="Times New Roman"/>
-          <w:sz w:val="25"/>
-        </w:rPr>
-        <w:t>Ngày, tháng, năm sinh: 30/06/1976</w:t>
+      <w:proofErr w:type="spellStart"/>
+      <w:r>
+        <w:rPr>
+          <w:rFonts w:ascii="Times New Roman" w:hAnsi="Times New Roman" w:cs="Times New Roman"/>
+          <w:sz w:val="25"/>
+        </w:rPr>
+        <w:t>Ngày</w:t>
+      </w:r>
+      <w:proofErr w:type="spellEnd"/>
+      <w:r>
+        <w:rPr>
+          <w:rFonts w:ascii="Times New Roman" w:hAnsi="Times New Roman" w:cs="Times New Roman"/>
+          <w:sz w:val="25"/>
+        </w:rPr>
+        <w:t xml:space="preserve">, </w:t>
+      </w:r>
+      <w:proofErr w:type="spellStart"/>
+      <w:r>
+        <w:rPr>
+          <w:rFonts w:ascii="Times New Roman" w:hAnsi="Times New Roman" w:cs="Times New Roman"/>
+          <w:sz w:val="25"/>
+        </w:rPr>
+        <w:t>tháng</w:t>
+      </w:r>
+      <w:proofErr w:type="spellEnd"/>
+      <w:r>
+        <w:rPr>
+          <w:rFonts w:ascii="Times New Roman" w:hAnsi="Times New Roman" w:cs="Times New Roman"/>
+          <w:sz w:val="25"/>
+        </w:rPr>
+        <w:t xml:space="preserve">, </w:t>
+      </w:r>
+      <w:proofErr w:type="spellStart"/>
+      <w:r>
+        <w:rPr>
+          <w:rFonts w:ascii="Times New Roman" w:hAnsi="Times New Roman" w:cs="Times New Roman"/>
+          <w:sz w:val="25"/>
+        </w:rPr>
+        <w:t>năm</w:t>
+      </w:r>
+      <w:proofErr w:type="spellEnd"/>
+      <w:r>
+        <w:rPr>
+          <w:rFonts w:ascii="Times New Roman" w:hAnsi="Times New Roman" w:cs="Times New Roman"/>
+          <w:sz w:val="25"/>
+        </w:rPr>
+        <w:t xml:space="preserve"> </w:t>
+      </w:r>
+      <w:proofErr w:type="spellStart"/>
+      <w:r>
+        <w:rPr>
+          <w:rFonts w:ascii="Times New Roman" w:hAnsi="Times New Roman" w:cs="Times New Roman"/>
+          <w:sz w:val="25"/>
+        </w:rPr>
+        <w:t>sinh</w:t>
+      </w:r>
+      <w:proofErr w:type="spellEnd"/>
+      <w:r>
+        <w:rPr>
+          <w:rFonts w:ascii="Times New Roman" w:hAnsi="Times New Roman" w:cs="Times New Roman"/>
+          <w:sz w:val="25"/>
+        </w:rPr>
+        <w:t>: 30/06/1976</w:t>
       </w:r>
     </w:p>
     <w:p>
@@ -787,13 +2304,47 @@
           <w:sz w:val="25"/>
         </w:rPr>
       </w:pPr>
-      <w:r>
-        <w:rPr>
-          <w:rFonts w:ascii="Times New Roman" w:hAnsi="Times New Roman" w:cs="Times New Roman"/>
-          <w:sz w:val="25"/>
-        </w:rPr>
-        <w:t>Giới tính: Nữ</w:t>
-      </w:r>
+      <w:proofErr w:type="spellStart"/>
+      <w:r>
+        <w:rPr>
+          <w:rFonts w:ascii="Times New Roman" w:hAnsi="Times New Roman" w:cs="Times New Roman"/>
+          <w:sz w:val="25"/>
+        </w:rPr>
+        <w:t>Giới</w:t>
+      </w:r>
+      <w:proofErr w:type="spellEnd"/>
+      <w:r>
+        <w:rPr>
+          <w:rFonts w:ascii="Times New Roman" w:hAnsi="Times New Roman" w:cs="Times New Roman"/>
+          <w:sz w:val="25"/>
+        </w:rPr>
+        <w:t xml:space="preserve"> </w:t>
+      </w:r>
+      <w:proofErr w:type="spellStart"/>
+      <w:r>
+        <w:rPr>
+          <w:rFonts w:ascii="Times New Roman" w:hAnsi="Times New Roman" w:cs="Times New Roman"/>
+          <w:sz w:val="25"/>
+        </w:rPr>
+        <w:t>tính</w:t>
+      </w:r>
+      <w:proofErr w:type="spellEnd"/>
+      <w:r>
+        <w:rPr>
+          <w:rFonts w:ascii="Times New Roman" w:hAnsi="Times New Roman" w:cs="Times New Roman"/>
+          <w:sz w:val="25"/>
+        </w:rPr>
+        <w:t xml:space="preserve">: </w:t>
+      </w:r>
+      <w:proofErr w:type="spellStart"/>
+      <w:r>
+        <w:rPr>
+          <w:rFonts w:ascii="Times New Roman" w:hAnsi="Times New Roman" w:cs="Times New Roman"/>
+          <w:sz w:val="25"/>
+        </w:rPr>
+        <w:t>Nữ</w:t>
+      </w:r>
+      <w:proofErr w:type="spellEnd"/>
     </w:p>
     <w:p>
       <w:pPr>
@@ -805,12 +2356,85 @@
           <w:sz w:val="25"/>
         </w:rPr>
       </w:pPr>
-      <w:r>
-        <w:rPr>
-          <w:rFonts w:ascii="Times New Roman" w:hAnsi="Times New Roman" w:cs="Times New Roman"/>
-          <w:sz w:val="25"/>
-        </w:rPr>
-        <w:t>Số định danh cá nhân: 040176011542</w:t>
+      <w:proofErr w:type="spellStart"/>
+      <w:r>
+        <w:rPr>
+          <w:rFonts w:ascii="Times New Roman" w:hAnsi="Times New Roman" w:cs="Times New Roman"/>
+          <w:sz w:val="25"/>
+        </w:rPr>
+        <w:t>Số</w:t>
+      </w:r>
+      <w:proofErr w:type="spellEnd"/>
+      <w:r>
+        <w:rPr>
+          <w:rFonts w:ascii="Times New Roman" w:hAnsi="Times New Roman" w:cs="Times New Roman"/>
+          <w:sz w:val="25"/>
+        </w:rPr>
+        <w:t xml:space="preserve"> </w:t>
+      </w:r>
+      <w:proofErr w:type="spellStart"/>
+      <w:r>
+        <w:rPr>
+          <w:rFonts w:ascii="Times New Roman" w:hAnsi="Times New Roman" w:cs="Times New Roman"/>
+          <w:sz w:val="25"/>
+        </w:rPr>
+        <w:t>định</w:t>
+      </w:r>
+      <w:proofErr w:type="spellEnd"/>
+      <w:r>
+        <w:rPr>
+          <w:rFonts w:ascii="Times New Roman" w:hAnsi="Times New Roman" w:cs="Times New Roman"/>
+          <w:sz w:val="25"/>
+        </w:rPr>
+        <w:t xml:space="preserve"> </w:t>
+      </w:r>
+      <w:proofErr w:type="spellStart"/>
+      <w:r>
+        <w:rPr>
+          <w:rFonts w:ascii="Times New Roman" w:hAnsi="Times New Roman" w:cs="Times New Roman"/>
+          <w:sz w:val="25"/>
+        </w:rPr>
+        <w:t>danh</w:t>
+      </w:r>
+      <w:proofErr w:type="spellEnd"/>
+      <w:r>
+        <w:rPr>
+          <w:rFonts w:ascii="Times New Roman" w:hAnsi="Times New Roman" w:cs="Times New Roman"/>
+          <w:sz w:val="25"/>
+        </w:rPr>
+        <w:t xml:space="preserve"> </w:t>
+      </w:r>
+      <w:proofErr w:type="spellStart"/>
+      <w:r>
+        <w:rPr>
+          <w:rFonts w:ascii="Times New Roman" w:hAnsi="Times New Roman" w:cs="Times New Roman"/>
+          <w:sz w:val="25"/>
+        </w:rPr>
+        <w:t>cá</w:t>
+      </w:r>
+      <w:proofErr w:type="spellEnd"/>
+      <w:r>
+        <w:rPr>
+          <w:rFonts w:ascii="Times New Roman" w:hAnsi="Times New Roman" w:cs="Times New Roman"/>
+          <w:sz w:val="25"/>
+        </w:rPr>
+        <w:t xml:space="preserve"> </w:t>
+      </w:r>
+      <w:proofErr w:type="spellStart"/>
+      <w:r>
+        <w:rPr>
+          <w:rFonts w:ascii="Times New Roman" w:hAnsi="Times New Roman" w:cs="Times New Roman"/>
+          <w:sz w:val="25"/>
+        </w:rPr>
+        <w:t>nhân</w:t>
+      </w:r>
+      <w:proofErr w:type="spellEnd"/>
+      <w:r>
+        <w:rPr>
+          <w:rFonts w:ascii="Times New Roman" w:hAnsi="Times New Roman" w:cs="Times New Roman"/>
+          <w:sz w:val="25"/>
+        </w:rPr>
+        <w:t>: 040176011542</w:t>
       </w:r>
     </w:p>
     <w:p>
@@ -823,13 +2447,63 @@
           <w:sz w:val="25"/>
         </w:rPr>
       </w:pPr>
-      <w:r>
-        <w:rPr>
-          <w:rFonts w:ascii="Times New Roman" w:hAnsi="Times New Roman" w:cs="Times New Roman"/>
-          <w:sz w:val="25"/>
-        </w:rPr>
-        <w:t>Chức danh: Giám đốc</w:t>
-      </w:r>
+      <w:proofErr w:type="spellStart"/>
+      <w:r>
+        <w:rPr>
+          <w:rFonts w:ascii="Times New Roman" w:hAnsi="Times New Roman" w:cs="Times New Roman"/>
+          <w:sz w:val="25"/>
+        </w:rPr>
+        <w:t>Chức</w:t>
+      </w:r>
+      <w:proofErr w:type="spellEnd"/>
+      <w:r>
+        <w:rPr>
+          <w:rFonts w:ascii="Times New Roman" w:hAnsi="Times New Roman" w:cs="Times New Roman"/>
+          <w:sz w:val="25"/>
+        </w:rPr>
+        <w:t xml:space="preserve"> </w:t>
+      </w:r>
+      <w:proofErr w:type="spellStart"/>
+      <w:r>
+        <w:rPr>
+          <w:rFonts w:ascii="Times New Roman" w:hAnsi="Times New Roman" w:cs="Times New Roman"/>
+          <w:sz w:val="25"/>
+        </w:rPr>
+        <w:t>danh</w:t>
+      </w:r>
+      <w:proofErr w:type="spellEnd"/>
+      <w:r>
+        <w:rPr>
+          <w:rFonts w:ascii="Times New Roman" w:hAnsi="Times New Roman" w:cs="Times New Roman"/>
+          <w:sz w:val="25"/>
+        </w:rPr>
+        <w:t xml:space="preserve">: </w:t>
+      </w:r>
+      <w:proofErr w:type="spellStart"/>
+      <w:r>
+        <w:rPr>
+          <w:rFonts w:ascii="Times New Roman" w:hAnsi="Times New Roman" w:cs="Times New Roman"/>
+          <w:sz w:val="25"/>
+        </w:rPr>
+        <w:t>Giám</w:t>
+      </w:r>
+      <w:proofErr w:type="spellEnd"/>
+      <w:r>
+        <w:rPr>
+          <w:rFonts w:ascii="Times New Roman" w:hAnsi="Times New Roman" w:cs="Times New Roman"/>
+          <w:sz w:val="25"/>
+        </w:rPr>
+        <w:t xml:space="preserve"> </w:t>
+      </w:r>
+      <w:proofErr w:type="spellStart"/>
+      <w:r>
+        <w:rPr>
+          <w:rFonts w:ascii="Times New Roman" w:hAnsi="Times New Roman" w:cs="Times New Roman"/>
+          <w:sz w:val="25"/>
+        </w:rPr>
+        <w:t>đốc</w:t>
+      </w:r>
+      <w:proofErr w:type="spellEnd"/>
     </w:p>
     <w:p>
       <w:pPr>
@@ -841,12 +2515,69 @@
           <w:sz w:val="25"/>
         </w:rPr>
       </w:pPr>
-      <w:r>
-        <w:rPr>
-          <w:rFonts w:ascii="Times New Roman" w:hAnsi="Times New Roman" w:cs="Times New Roman"/>
-          <w:sz w:val="25"/>
-        </w:rPr>
-        <w:t xml:space="preserve">Địa chỉ liên lạc: </w:t>
+      <w:proofErr w:type="spellStart"/>
+      <w:r>
+        <w:rPr>
+          <w:rFonts w:ascii="Times New Roman" w:hAnsi="Times New Roman" w:cs="Times New Roman"/>
+          <w:sz w:val="25"/>
+        </w:rPr>
+        <w:t>Địa</w:t>
+      </w:r>
+      <w:proofErr w:type="spellEnd"/>
+      <w:r>
+        <w:rPr>
+          <w:rFonts w:ascii="Times New Roman" w:hAnsi="Times New Roman" w:cs="Times New Roman"/>
+          <w:sz w:val="25"/>
+        </w:rPr>
+        <w:t xml:space="preserve"> </w:t>
+      </w:r>
+      <w:proofErr w:type="spellStart"/>
+      <w:r>
+        <w:rPr>
+          <w:rFonts w:ascii="Times New Roman" w:hAnsi="Times New Roman" w:cs="Times New Roman"/>
+          <w:sz w:val="25"/>
+        </w:rPr>
+        <w:t>chỉ</w:t>
+      </w:r>
+      <w:proofErr w:type="spellEnd"/>
+      <w:r>
+        <w:rPr>
+          <w:rFonts w:ascii="Times New Roman" w:hAnsi="Times New Roman" w:cs="Times New Roman"/>
+          <w:sz w:val="25"/>
+        </w:rPr>
+        <w:t xml:space="preserve"> </w:t>
+      </w:r>
+      <w:proofErr w:type="spellStart"/>
+      <w:r>
+        <w:rPr>
+          <w:rFonts w:ascii="Times New Roman" w:hAnsi="Times New Roman" w:cs="Times New Roman"/>
+          <w:sz w:val="25"/>
+        </w:rPr>
+        <w:t>liên</w:t>
+      </w:r>
+      <w:proofErr w:type="spellEnd"/>
+      <w:r>
+        <w:rPr>
+          <w:rFonts w:ascii="Times New Roman" w:hAnsi="Times New Roman" w:cs="Times New Roman"/>
+          <w:sz w:val="25"/>
+        </w:rPr>
+        <w:t xml:space="preserve"> </w:t>
+      </w:r>
+      <w:proofErr w:type="spellStart"/>
+      <w:r>
+        <w:rPr>
+          <w:rFonts w:ascii="Times New Roman" w:hAnsi="Times New Roman" w:cs="Times New Roman"/>
+          <w:sz w:val="25"/>
+        </w:rPr>
+        <w:t>lạc</w:t>
+      </w:r>
+      <w:proofErr w:type="spellEnd"/>
+      <w:r>
+        <w:rPr>
+          <w:rFonts w:ascii="Times New Roman" w:hAnsi="Times New Roman" w:cs="Times New Roman"/>
+          <w:sz w:val="25"/>
+        </w:rPr>
+        <w:t xml:space="preserve">: </w:t>
       </w:r>
     </w:p>
     <w:p>
@@ -859,12 +2590,261 @@
           <w:sz w:val="25"/>
         </w:rPr>
       </w:pPr>
-      <w:r>
-        <w:rPr>
-          <w:rFonts w:ascii="Times New Roman" w:hAnsi="Times New Roman" w:cs="Times New Roman"/>
-          <w:sz w:val="25"/>
-        </w:rPr>
-        <w:t>Số nhà/phòng, ngách/hẻm, ngõ/kiệt, đường/phố/đại lộ, tổ/xóm/ấp/thôn: Xóm Minh Xuân</w:t>
+      <w:proofErr w:type="spellStart"/>
+      <w:r>
+        <w:rPr>
+          <w:rFonts w:ascii="Times New Roman" w:hAnsi="Times New Roman" w:cs="Times New Roman"/>
+          <w:sz w:val="25"/>
+        </w:rPr>
+        <w:t>Số</w:t>
+      </w:r>
+      <w:proofErr w:type="spellEnd"/>
+      <w:r>
+        <w:rPr>
+          <w:rFonts w:ascii="Times New Roman" w:hAnsi="Times New Roman" w:cs="Times New Roman"/>
+          <w:sz w:val="25"/>
+        </w:rPr>
+        <w:t xml:space="preserve"> </w:t>
+      </w:r>
+      <w:proofErr w:type="spellStart"/>
+      <w:r>
+        <w:rPr>
+          <w:rFonts w:ascii="Times New Roman" w:hAnsi="Times New Roman" w:cs="Times New Roman"/>
+          <w:sz w:val="25"/>
+        </w:rPr>
+        <w:t>nhà</w:t>
+      </w:r>
+      <w:proofErr w:type="spellEnd"/>
+      <w:r>
+        <w:rPr>
+          <w:rFonts w:ascii="Times New Roman" w:hAnsi="Times New Roman" w:cs="Times New Roman"/>
+          <w:sz w:val="25"/>
+        </w:rPr>
+        <w:t>/</w:t>
+      </w:r>
+      <w:proofErr w:type="spellStart"/>
+      <w:r>
+        <w:rPr>
+          <w:rFonts w:ascii="Times New Roman" w:hAnsi="Times New Roman" w:cs="Times New Roman"/>
+          <w:sz w:val="25"/>
+        </w:rPr>
+        <w:t>phòng</w:t>
+      </w:r>
+      <w:proofErr w:type="spellEnd"/>
+      <w:r>
+        <w:rPr>
+          <w:rFonts w:ascii="Times New Roman" w:hAnsi="Times New Roman" w:cs="Times New Roman"/>
+          <w:sz w:val="25"/>
+        </w:rPr>
+        <w:t xml:space="preserve">, </w:t>
+      </w:r>
+      <w:proofErr w:type="spellStart"/>
+      <w:r>
+        <w:rPr>
+          <w:rFonts w:ascii="Times New Roman" w:hAnsi="Times New Roman" w:cs="Times New Roman"/>
+          <w:sz w:val="25"/>
+        </w:rPr>
+        <w:t>ngách</w:t>
+      </w:r>
+      <w:proofErr w:type="spellEnd"/>
+      <w:r>
+        <w:rPr>
+          <w:rFonts w:ascii="Times New Roman" w:hAnsi="Times New Roman" w:cs="Times New Roman"/>
+          <w:sz w:val="25"/>
+        </w:rPr>
+        <w:t>/</w:t>
+      </w:r>
+      <w:proofErr w:type="spellStart"/>
+      <w:r>
+        <w:rPr>
+          <w:rFonts w:ascii="Times New Roman" w:hAnsi="Times New Roman" w:cs="Times New Roman"/>
+          <w:sz w:val="25"/>
+        </w:rPr>
+        <w:t>hẻm</w:t>
+      </w:r>
+      <w:proofErr w:type="spellEnd"/>
+      <w:r>
+        <w:rPr>
+          <w:rFonts w:ascii="Times New Roman" w:hAnsi="Times New Roman" w:cs="Times New Roman"/>
+          <w:sz w:val="25"/>
+        </w:rPr>
+        <w:t xml:space="preserve">, </w:t>
+      </w:r>
+      <w:proofErr w:type="spellStart"/>
+      <w:r>
+        <w:rPr>
+          <w:rFonts w:ascii="Times New Roman" w:hAnsi="Times New Roman" w:cs="Times New Roman"/>
+          <w:sz w:val="25"/>
+        </w:rPr>
+        <w:t>ngõ</w:t>
+      </w:r>
+      <w:proofErr w:type="spellEnd"/>
+      <w:r>
+        <w:rPr>
+          <w:rFonts w:ascii="Times New Roman" w:hAnsi="Times New Roman" w:cs="Times New Roman"/>
+          <w:sz w:val="25"/>
+        </w:rPr>
+        <w:t>/</w:t>
+      </w:r>
+      <w:proofErr w:type="spellStart"/>
+      <w:r>
+        <w:rPr>
+          <w:rFonts w:ascii="Times New Roman" w:hAnsi="Times New Roman" w:cs="Times New Roman"/>
+          <w:sz w:val="25"/>
+        </w:rPr>
+        <w:t>kiệt</w:t>
+      </w:r>
+      <w:proofErr w:type="spellEnd"/>
+      <w:r>
+        <w:rPr>
+          <w:rFonts w:ascii="Times New Roman" w:hAnsi="Times New Roman" w:cs="Times New Roman"/>
+          <w:sz w:val="25"/>
+        </w:rPr>
+        <w:t xml:space="preserve">, </w:t>
+      </w:r>
+      <w:proofErr w:type="spellStart"/>
+      <w:r>
+        <w:rPr>
+          <w:rFonts w:ascii="Times New Roman" w:hAnsi="Times New Roman" w:cs="Times New Roman"/>
+          <w:sz w:val="25"/>
+        </w:rPr>
+        <w:t>đường</w:t>
+      </w:r>
+      <w:proofErr w:type="spellEnd"/>
+      <w:r>
+        <w:rPr>
+          <w:rFonts w:ascii="Times New Roman" w:hAnsi="Times New Roman" w:cs="Times New Roman"/>
+          <w:sz w:val="25"/>
+        </w:rPr>
+        <w:t>/</w:t>
+      </w:r>
+      <w:proofErr w:type="spellStart"/>
+      <w:r>
+        <w:rPr>
+          <w:rFonts w:ascii="Times New Roman" w:hAnsi="Times New Roman" w:cs="Times New Roman"/>
+          <w:sz w:val="25"/>
+        </w:rPr>
+        <w:t>phố</w:t>
+      </w:r>
+      <w:proofErr w:type="spellEnd"/>
+      <w:r>
+        <w:rPr>
+          <w:rFonts w:ascii="Times New Roman" w:hAnsi="Times New Roman" w:cs="Times New Roman"/>
+          <w:sz w:val="25"/>
+        </w:rPr>
+        <w:t>/</w:t>
+      </w:r>
+      <w:proofErr w:type="spellStart"/>
+      <w:r>
+        <w:rPr>
+          <w:rFonts w:ascii="Times New Roman" w:hAnsi="Times New Roman" w:cs="Times New Roman"/>
+          <w:sz w:val="25"/>
+        </w:rPr>
+        <w:t>đại</w:t>
+      </w:r>
+      <w:proofErr w:type="spellEnd"/>
+      <w:r>
+        <w:rPr>
+          <w:rFonts w:ascii="Times New Roman" w:hAnsi="Times New Roman" w:cs="Times New Roman"/>
+          <w:sz w:val="25"/>
+        </w:rPr>
+        <w:t xml:space="preserve"> </w:t>
+      </w:r>
+      <w:proofErr w:type="spellStart"/>
+      <w:r>
+        <w:rPr>
+          <w:rFonts w:ascii="Times New Roman" w:hAnsi="Times New Roman" w:cs="Times New Roman"/>
+          <w:sz w:val="25"/>
+        </w:rPr>
+        <w:t>lộ</w:t>
+      </w:r>
+      <w:proofErr w:type="spellEnd"/>
+      <w:r>
+        <w:rPr>
+          <w:rFonts w:ascii="Times New Roman" w:hAnsi="Times New Roman" w:cs="Times New Roman"/>
+          <w:sz w:val="25"/>
+        </w:rPr>
+        <w:t xml:space="preserve">, </w:t>
+      </w:r>
+      <w:proofErr w:type="spellStart"/>
+      <w:r>
+        <w:rPr>
+          <w:rFonts w:ascii="Times New Roman" w:hAnsi="Times New Roman" w:cs="Times New Roman"/>
+          <w:sz w:val="25"/>
+        </w:rPr>
+        <w:t>tổ</w:t>
+      </w:r>
+      <w:proofErr w:type="spellEnd"/>
+      <w:r>
+        <w:rPr>
+          <w:rFonts w:ascii="Times New Roman" w:hAnsi="Times New Roman" w:cs="Times New Roman"/>
+          <w:sz w:val="25"/>
+        </w:rPr>
+        <w:t>/</w:t>
+      </w:r>
+      <w:proofErr w:type="spellStart"/>
+      <w:r>
+        <w:rPr>
+          <w:rFonts w:ascii="Times New Roman" w:hAnsi="Times New Roman" w:cs="Times New Roman"/>
+          <w:sz w:val="25"/>
+        </w:rPr>
+        <w:t>xóm</w:t>
+      </w:r>
+      <w:proofErr w:type="spellEnd"/>
+      <w:r>
+        <w:rPr>
+          <w:rFonts w:ascii="Times New Roman" w:hAnsi="Times New Roman" w:cs="Times New Roman"/>
+          <w:sz w:val="25"/>
+        </w:rPr>
+        <w:t>/</w:t>
+      </w:r>
+      <w:proofErr w:type="spellStart"/>
+      <w:r>
+        <w:rPr>
+          <w:rFonts w:ascii="Times New Roman" w:hAnsi="Times New Roman" w:cs="Times New Roman"/>
+          <w:sz w:val="25"/>
+        </w:rPr>
+        <w:t>ấp</w:t>
+      </w:r>
+      <w:proofErr w:type="spellEnd"/>
+      <w:r>
+        <w:rPr>
+          <w:rFonts w:ascii="Times New Roman" w:hAnsi="Times New Roman" w:cs="Times New Roman"/>
+          <w:sz w:val="25"/>
+        </w:rPr>
+        <w:t>/</w:t>
+      </w:r>
+      <w:proofErr w:type="spellStart"/>
+      <w:r>
+        <w:rPr>
+          <w:rFonts w:ascii="Times New Roman" w:hAnsi="Times New Roman" w:cs="Times New Roman"/>
+          <w:sz w:val="25"/>
+        </w:rPr>
+        <w:t>thôn</w:t>
+      </w:r>
+      <w:proofErr w:type="spellEnd"/>
+      <w:r>
+        <w:rPr>
+          <w:rFonts w:ascii="Times New Roman" w:hAnsi="Times New Roman" w:cs="Times New Roman"/>
+          <w:sz w:val="25"/>
+        </w:rPr>
+        <w:t xml:space="preserve">: </w:t>
+      </w:r>
+      <w:proofErr w:type="spellStart"/>
+      <w:r>
+        <w:rPr>
+          <w:rFonts w:ascii="Times New Roman" w:hAnsi="Times New Roman" w:cs="Times New Roman"/>
+          <w:sz w:val="25"/>
+        </w:rPr>
+        <w:t>Xóm</w:t>
+      </w:r>
+      <w:proofErr w:type="spellEnd"/>
+      <w:r>
+        <w:rPr>
+          <w:rFonts w:ascii="Times New Roman" w:hAnsi="Times New Roman" w:cs="Times New Roman"/>
+          <w:sz w:val="25"/>
+        </w:rPr>
+        <w:t xml:space="preserve"> Minh Xuân</w:t>
       </w:r>
     </w:p>
     <w:p>
@@ -877,13 +2857,95 @@
           <w:sz w:val="25"/>
         </w:rPr>
       </w:pPr>
-      <w:r>
-        <w:rPr>
-          <w:rFonts w:ascii="Times New Roman" w:hAnsi="Times New Roman" w:cs="Times New Roman"/>
-          <w:sz w:val="25"/>
-        </w:rPr>
-        <w:t>Xã/Phường/Đặc khu: Xã Minh Hợp</w:t>
-      </w:r>
+      <w:proofErr w:type="spellStart"/>
+      <w:r>
+        <w:rPr>
+          <w:rFonts w:ascii="Times New Roman" w:hAnsi="Times New Roman" w:cs="Times New Roman"/>
+          <w:sz w:val="25"/>
+        </w:rPr>
+        <w:t>Xã</w:t>
+      </w:r>
+      <w:proofErr w:type="spellEnd"/>
+      <w:r>
+        <w:rPr>
+          <w:rFonts w:ascii="Times New Roman" w:hAnsi="Times New Roman" w:cs="Times New Roman"/>
+          <w:sz w:val="25"/>
+        </w:rPr>
+        <w:t>/</w:t>
+      </w:r>
+      <w:proofErr w:type="spellStart"/>
+      <w:r>
+        <w:rPr>
+          <w:rFonts w:ascii="Times New Roman" w:hAnsi="Times New Roman" w:cs="Times New Roman"/>
+          <w:sz w:val="25"/>
+        </w:rPr>
+        <w:t>Phường</w:t>
+      </w:r>
+      <w:proofErr w:type="spellEnd"/>
+      <w:r>
+        <w:rPr>
+          <w:rFonts w:ascii="Times New Roman" w:hAnsi="Times New Roman" w:cs="Times New Roman"/>
+          <w:sz w:val="25"/>
+        </w:rPr>
+        <w:t>/</w:t>
+      </w:r>
+      <w:proofErr w:type="spellStart"/>
+      <w:r>
+        <w:rPr>
+          <w:rFonts w:ascii="Times New Roman" w:hAnsi="Times New Roman" w:cs="Times New Roman"/>
+          <w:sz w:val="25"/>
+        </w:rPr>
+        <w:t>Đặc</w:t>
+      </w:r>
+      <w:proofErr w:type="spellEnd"/>
+      <w:r>
+        <w:rPr>
+          <w:rFonts w:ascii="Times New Roman" w:hAnsi="Times New Roman" w:cs="Times New Roman"/>
+          <w:sz w:val="25"/>
+        </w:rPr>
+        <w:t xml:space="preserve"> </w:t>
+      </w:r>
+      <w:proofErr w:type="spellStart"/>
+      <w:r>
+        <w:rPr>
+          <w:rFonts w:ascii="Times New Roman" w:hAnsi="Times New Roman" w:cs="Times New Roman"/>
+          <w:sz w:val="25"/>
+        </w:rPr>
+        <w:t>khu</w:t>
+      </w:r>
+      <w:proofErr w:type="spellEnd"/>
+      <w:r>
+        <w:rPr>
+          <w:rFonts w:ascii="Times New Roman" w:hAnsi="Times New Roman" w:cs="Times New Roman"/>
+          <w:sz w:val="25"/>
+        </w:rPr>
+        <w:t xml:space="preserve">: </w:t>
+      </w:r>
+      <w:proofErr w:type="spellStart"/>
+      <w:r>
+        <w:rPr>
+          <w:rFonts w:ascii="Times New Roman" w:hAnsi="Times New Roman" w:cs="Times New Roman"/>
+          <w:sz w:val="25"/>
+        </w:rPr>
+        <w:t>Xã</w:t>
+      </w:r>
+      <w:proofErr w:type="spellEnd"/>
+      <w:r>
+        <w:rPr>
+          <w:rFonts w:ascii="Times New Roman" w:hAnsi="Times New Roman" w:cs="Times New Roman"/>
+          <w:sz w:val="25"/>
+        </w:rPr>
+        <w:t xml:space="preserve"> Minh </w:t>
+      </w:r>
+      <w:proofErr w:type="spellStart"/>
+      <w:r>
+        <w:rPr>
+          <w:rFonts w:ascii="Times New Roman" w:hAnsi="Times New Roman" w:cs="Times New Roman"/>
+          <w:sz w:val="25"/>
+        </w:rPr>
+        <w:t>Hợp</w:t>
+      </w:r>
+      <w:proofErr w:type="spellEnd"/>
     </w:p>
     <w:p>
       <w:pPr>
@@ -895,12 +2957,133 @@
           <w:sz w:val="25"/>
         </w:rPr>
       </w:pPr>
-      <w:r>
-        <w:rPr>
-          <w:rFonts w:ascii="Times New Roman" w:hAnsi="Times New Roman" w:cs="Times New Roman"/>
-          <w:sz w:val="25"/>
-        </w:rPr>
-        <w:t>Tỉnh/Thành phố trực thuộc trung ương: Tỉnh Nghệ An</w:t>
+      <w:proofErr w:type="spellStart"/>
+      <w:r>
+        <w:rPr>
+          <w:rFonts w:ascii="Times New Roman" w:hAnsi="Times New Roman" w:cs="Times New Roman"/>
+          <w:sz w:val="25"/>
+        </w:rPr>
+        <w:t>Tỉnh</w:t>
+      </w:r>
+      <w:proofErr w:type="spellEnd"/>
+      <w:r>
+        <w:rPr>
+          <w:rFonts w:ascii="Times New Roman" w:hAnsi="Times New Roman" w:cs="Times New Roman"/>
+          <w:sz w:val="25"/>
+        </w:rPr>
+        <w:t xml:space="preserve">/Thành </w:t>
+      </w:r>
+      <w:proofErr w:type="spellStart"/>
+      <w:r>
+        <w:rPr>
+          <w:rFonts w:ascii="Times New Roman" w:hAnsi="Times New Roman" w:cs="Times New Roman"/>
+          <w:sz w:val="25"/>
+        </w:rPr>
+        <w:t>phố</w:t>
+      </w:r>
+      <w:proofErr w:type="spellEnd"/>
+      <w:r>
+        <w:rPr>
+          <w:rFonts w:ascii="Times New Roman" w:hAnsi="Times New Roman" w:cs="Times New Roman"/>
+          <w:sz w:val="25"/>
+        </w:rPr>
+        <w:t xml:space="preserve"> </w:t>
+      </w:r>
+      <w:proofErr w:type="spellStart"/>
+      <w:r>
+        <w:rPr>
+          <w:rFonts w:ascii="Times New Roman" w:hAnsi="Times New Roman" w:cs="Times New Roman"/>
+          <w:sz w:val="25"/>
+        </w:rPr>
+        <w:t>trực</w:t>
+      </w:r>
+      <w:proofErr w:type="spellEnd"/>
+      <w:r>
+        <w:rPr>
+          <w:rFonts w:ascii="Times New Roman" w:hAnsi="Times New Roman" w:cs="Times New Roman"/>
+          <w:sz w:val="25"/>
+        </w:rPr>
+        <w:t xml:space="preserve"> </w:t>
+      </w:r>
+      <w:proofErr w:type="spellStart"/>
+      <w:r>
+        <w:rPr>
+          <w:rFonts w:ascii="Times New Roman" w:hAnsi="Times New Roman" w:cs="Times New Roman"/>
+          <w:sz w:val="25"/>
+        </w:rPr>
+        <w:t>thuộc</w:t>
+      </w:r>
+      <w:proofErr w:type="spellEnd"/>
+      <w:r>
+        <w:rPr>
+          <w:rFonts w:ascii="Times New Roman" w:hAnsi="Times New Roman" w:cs="Times New Roman"/>
+          <w:sz w:val="25"/>
+        </w:rPr>
+        <w:t xml:space="preserve"> </w:t>
+      </w:r>
+      <w:proofErr w:type="spellStart"/>
+      <w:r>
+        <w:rPr>
+          <w:rFonts w:ascii="Times New Roman" w:hAnsi="Times New Roman" w:cs="Times New Roman"/>
+          <w:sz w:val="25"/>
+        </w:rPr>
+        <w:t>trung</w:t>
+      </w:r>
+      <w:proofErr w:type="spellEnd"/>
+      <w:r>
+        <w:rPr>
+          <w:rFonts w:ascii="Times New Roman" w:hAnsi="Times New Roman" w:cs="Times New Roman"/>
+          <w:sz w:val="25"/>
+        </w:rPr>
+        <w:t xml:space="preserve"> </w:t>
+      </w:r>
+      <w:proofErr w:type="spellStart"/>
+      <w:r>
+        <w:rPr>
+          <w:rFonts w:ascii="Times New Roman" w:hAnsi="Times New Roman" w:cs="Times New Roman"/>
+          <w:sz w:val="25"/>
+        </w:rPr>
+        <w:t>ương</w:t>
+      </w:r>
+      <w:proofErr w:type="spellEnd"/>
+      <w:r>
+        <w:rPr>
+          <w:rFonts w:ascii="Times New Roman" w:hAnsi="Times New Roman" w:cs="Times New Roman"/>
+          <w:sz w:val="25"/>
+        </w:rPr>
+        <w:t xml:space="preserve">: </w:t>
+      </w:r>
+      <w:proofErr w:type="spellStart"/>
+      <w:r>
+        <w:rPr>
+          <w:rFonts w:ascii="Times New Roman" w:hAnsi="Times New Roman" w:cs="Times New Roman"/>
+          <w:sz w:val="25"/>
+        </w:rPr>
+        <w:t>Tỉnh</w:t>
+      </w:r>
+      <w:proofErr w:type="spellEnd"/>
+      <w:r>
+        <w:rPr>
+          <w:rFonts w:ascii="Times New Roman" w:hAnsi="Times New Roman" w:cs="Times New Roman"/>
+          <w:sz w:val="25"/>
+        </w:rPr>
+        <w:t xml:space="preserve"> </w:t>
+      </w:r>
+      <w:proofErr w:type="spellStart"/>
+      <w:r>
+        <w:rPr>
+          <w:rFonts w:ascii="Times New Roman" w:hAnsi="Times New Roman" w:cs="Times New Roman"/>
+          <w:sz w:val="25"/>
+        </w:rPr>
+        <w:t>Nghệ</w:t>
+      </w:r>
+      <w:proofErr w:type="spellEnd"/>
+      <w:r>
+        <w:rPr>
+          <w:rFonts w:ascii="Times New Roman" w:hAnsi="Times New Roman" w:cs="Times New Roman"/>
+          <w:sz w:val="25"/>
+        </w:rPr>
+        <w:t xml:space="preserve"> An</w:t>
       </w:r>
     </w:p>
     <w:p>
@@ -919,7 +3102,24 @@
           <w:rFonts w:ascii="Times New Roman" w:hAnsi="Times New Roman" w:cs="Times New Roman"/>
           <w:sz w:val="25"/>
         </w:rPr>
-        <w:t>Quốc gia: Việt Nam</w:t>
+        <w:lastRenderedPageBreak/>
+        <w:t xml:space="preserve">Quốc </w:t>
+      </w:r>
+      <w:proofErr w:type="spellStart"/>
+      <w:r>
+        <w:rPr>
+          <w:rFonts w:ascii="Times New Roman" w:hAnsi="Times New Roman" w:cs="Times New Roman"/>
+          <w:sz w:val="25"/>
+        </w:rPr>
+        <w:t>gia</w:t>
+      </w:r>
+      <w:proofErr w:type="spellEnd"/>
+      <w:r>
+        <w:rPr>
+          <w:rFonts w:ascii="Times New Roman" w:hAnsi="Times New Roman" w:cs="Times New Roman"/>
+          <w:sz w:val="25"/>
+        </w:rPr>
+        <w:t>: Việt Nam</w:t>
       </w:r>
     </w:p>
     <w:p>
@@ -958,6 +3158,7 @@
           <w:szCs w:val="28"/>
         </w:rPr>
       </w:pPr>
+      <w:proofErr w:type="spellStart"/>
       <w:r>
         <w:rPr>
           <w:rFonts w:ascii="Times New Roman" w:hAnsi="Times New Roman" w:cs="Times New Roman"/>
@@ -967,8 +3168,9 @@
           <w:szCs w:val="28"/>
           <w:u w:val="single"/>
         </w:rPr>
-        <w:t xml:space="preserve">Điều </w:t>
-      </w:r>
+        <w:t>Điều</w:t>
+      </w:r>
+      <w:proofErr w:type="spellEnd"/>
       <w:r>
         <w:rPr>
           <w:rFonts w:ascii="Times New Roman" w:hAnsi="Times New Roman" w:cs="Times New Roman"/>
@@ -978,6 +3180,17 @@
           <w:szCs w:val="28"/>
           <w:u w:val="single"/>
         </w:rPr>
+        <w:t xml:space="preserve"> </w:t>
+      </w:r>
+      <w:r>
+        <w:rPr>
+          <w:rFonts w:ascii="Times New Roman" w:hAnsi="Times New Roman" w:cs="Times New Roman"/>
+          <w:b/>
+          <w:bCs/>
+          <w:sz w:val="28"/>
+          <w:szCs w:val="28"/>
+          <w:u w:val="single"/>
+        </w:rPr>
         <w:t>2</w:t>
       </w:r>
       <w:r>
@@ -986,23 +3199,285 @@
           <w:sz w:val="28"/>
           <w:szCs w:val="28"/>
         </w:rPr>
-        <w:t>: Giao cho Bà NGUYỄN THỊ DIỆP</w:t>
-      </w:r>
-      <w:r>
-        <w:rPr>
-          <w:rFonts w:ascii="Times New Roman" w:hAnsi="Times New Roman"/>
-          <w:sz w:val="28"/>
-          <w:szCs w:val="28"/>
-        </w:rPr>
-        <w:t xml:space="preserve"> </w:t>
-      </w:r>
-      <w:r>
-        <w:rPr>
-          <w:rFonts w:ascii="Times New Roman" w:hAnsi="Times New Roman" w:cs="Times New Roman"/>
-          <w:sz w:val="28"/>
-          <w:szCs w:val="28"/>
-        </w:rPr>
-        <w:t>tiến hành các thủ tục cần thiết theo quy định của pháp luật.</w:t>
+        <w:t xml:space="preserve">: Giao </w:t>
+      </w:r>
+      <w:proofErr w:type="spellStart"/>
+      <w:r>
+        <w:rPr>
+          <w:rFonts w:ascii="Times New Roman" w:hAnsi="Times New Roman" w:cs="Times New Roman"/>
+          <w:sz w:val="28"/>
+          <w:szCs w:val="28"/>
+        </w:rPr>
+        <w:t>cho</w:t>
+      </w:r>
+      <w:proofErr w:type="spellEnd"/>
+      <w:r>
+        <w:rPr>
+          <w:rFonts w:ascii="Times New Roman" w:hAnsi="Times New Roman" w:cs="Times New Roman"/>
+          <w:sz w:val="28"/>
+          <w:szCs w:val="28"/>
+        </w:rPr>
+        <w:t xml:space="preserve"> </w:t>
+      </w:r>
+      <w:proofErr w:type="spellStart"/>
+      <w:r>
+        <w:rPr>
+          <w:rFonts w:ascii="Times New Roman" w:hAnsi="Times New Roman" w:cs="Times New Roman"/>
+          <w:sz w:val="28"/>
+          <w:szCs w:val="28"/>
+        </w:rPr>
+        <w:t>Bà</w:t>
+      </w:r>
+      <w:proofErr w:type="spellEnd"/>
+      <w:r>
+        <w:rPr>
+          <w:rFonts w:ascii="Times New Roman" w:hAnsi="Times New Roman" w:cs="Times New Roman"/>
+          <w:sz w:val="28"/>
+          <w:szCs w:val="28"/>
+        </w:rPr>
+        <w:t xml:space="preserve"> NGUYỄN THỊ DIỆP</w:t>
+      </w:r>
+      <w:r>
+        <w:rPr>
+          <w:rFonts w:ascii="Times New Roman" w:hAnsi="Times New Roman"/>
+          <w:sz w:val="28"/>
+          <w:szCs w:val="28"/>
+        </w:rPr>
+        <w:t xml:space="preserve"> </w:t>
+      </w:r>
+      <w:proofErr w:type="spellStart"/>
+      <w:r>
+        <w:rPr>
+          <w:rFonts w:ascii="Times New Roman" w:hAnsi="Times New Roman" w:cs="Times New Roman"/>
+          <w:sz w:val="28"/>
+          <w:szCs w:val="28"/>
+        </w:rPr>
+        <w:t>tiến</w:t>
+      </w:r>
+      <w:proofErr w:type="spellEnd"/>
+      <w:r>
+        <w:rPr>
+          <w:rFonts w:ascii="Times New Roman" w:hAnsi="Times New Roman" w:cs="Times New Roman"/>
+          <w:sz w:val="28"/>
+          <w:szCs w:val="28"/>
+        </w:rPr>
+        <w:t xml:space="preserve"> </w:t>
+      </w:r>
+      <w:proofErr w:type="spellStart"/>
+      <w:r>
+        <w:rPr>
+          <w:rFonts w:ascii="Times New Roman" w:hAnsi="Times New Roman" w:cs="Times New Roman"/>
+          <w:sz w:val="28"/>
+          <w:szCs w:val="28"/>
+        </w:rPr>
+        <w:t>hành</w:t>
+      </w:r>
+      <w:proofErr w:type="spellEnd"/>
+      <w:r>
+        <w:rPr>
+          <w:rFonts w:ascii="Times New Roman" w:hAnsi="Times New Roman" w:cs="Times New Roman"/>
+          <w:sz w:val="28"/>
+          <w:szCs w:val="28"/>
+        </w:rPr>
+        <w:t xml:space="preserve"> </w:t>
+      </w:r>
+      <w:proofErr w:type="spellStart"/>
+      <w:r>
+        <w:rPr>
+          <w:rFonts w:ascii="Times New Roman" w:hAnsi="Times New Roman" w:cs="Times New Roman"/>
+          <w:sz w:val="28"/>
+          <w:szCs w:val="28"/>
+        </w:rPr>
+        <w:t>các</w:t>
+      </w:r>
+      <w:proofErr w:type="spellEnd"/>
+      <w:r>
+        <w:rPr>
+          <w:rFonts w:ascii="Times New Roman" w:hAnsi="Times New Roman" w:cs="Times New Roman"/>
+          <w:sz w:val="28"/>
+          <w:szCs w:val="28"/>
+        </w:rPr>
+        <w:t xml:space="preserve"> </w:t>
+      </w:r>
+      <w:proofErr w:type="spellStart"/>
+      <w:r>
+        <w:rPr>
+          <w:rFonts w:ascii="Times New Roman" w:hAnsi="Times New Roman" w:cs="Times New Roman"/>
+          <w:sz w:val="28"/>
+          <w:szCs w:val="28"/>
+        </w:rPr>
+        <w:t>thủ</w:t>
+      </w:r>
+      <w:proofErr w:type="spellEnd"/>
+      <w:r>
+        <w:rPr>
+          <w:rFonts w:ascii="Times New Roman" w:hAnsi="Times New Roman" w:cs="Times New Roman"/>
+          <w:sz w:val="28"/>
+          <w:szCs w:val="28"/>
+        </w:rPr>
+        <w:t xml:space="preserve"> </w:t>
+      </w:r>
+      <w:proofErr w:type="spellStart"/>
+      <w:r>
+        <w:rPr>
+          <w:rFonts w:ascii="Times New Roman" w:hAnsi="Times New Roman" w:cs="Times New Roman"/>
+          <w:sz w:val="28"/>
+          <w:szCs w:val="28"/>
+        </w:rPr>
+        <w:t>tục</w:t>
+      </w:r>
+      <w:proofErr w:type="spellEnd"/>
+      <w:r>
+        <w:rPr>
+          <w:rFonts w:ascii="Times New Roman" w:hAnsi="Times New Roman" w:cs="Times New Roman"/>
+          <w:sz w:val="28"/>
+          <w:szCs w:val="28"/>
+        </w:rPr>
+        <w:t xml:space="preserve"> </w:t>
+      </w:r>
+      <w:proofErr w:type="spellStart"/>
+      <w:r>
+        <w:rPr>
+          <w:rFonts w:ascii="Times New Roman" w:hAnsi="Times New Roman" w:cs="Times New Roman"/>
+          <w:sz w:val="28"/>
+          <w:szCs w:val="28"/>
+        </w:rPr>
+        <w:t>cần</w:t>
+      </w:r>
+      <w:proofErr w:type="spellEnd"/>
+      <w:r>
+        <w:rPr>
+          <w:rFonts w:ascii="Times New Roman" w:hAnsi="Times New Roman" w:cs="Times New Roman"/>
+          <w:sz w:val="28"/>
+          <w:szCs w:val="28"/>
+        </w:rPr>
+        <w:t xml:space="preserve"> </w:t>
+      </w:r>
+      <w:proofErr w:type="spellStart"/>
+      <w:r>
+        <w:rPr>
+          <w:rFonts w:ascii="Times New Roman" w:hAnsi="Times New Roman" w:cs="Times New Roman"/>
+          <w:sz w:val="28"/>
+          <w:szCs w:val="28"/>
+        </w:rPr>
+        <w:t>thiết</w:t>
+      </w:r>
+      <w:proofErr w:type="spellEnd"/>
+      <w:r>
+        <w:rPr>
+          <w:rFonts w:ascii="Times New Roman" w:hAnsi="Times New Roman" w:cs="Times New Roman"/>
+          <w:sz w:val="28"/>
+          <w:szCs w:val="28"/>
+        </w:rPr>
+        <w:t xml:space="preserve"> </w:t>
+      </w:r>
+      <w:proofErr w:type="spellStart"/>
+      <w:r>
+        <w:rPr>
+          <w:rFonts w:ascii="Times New Roman" w:hAnsi="Times New Roman" w:cs="Times New Roman"/>
+          <w:sz w:val="28"/>
+          <w:szCs w:val="28"/>
+        </w:rPr>
+        <w:t>theo</w:t>
+      </w:r>
+      <w:proofErr w:type="spellEnd"/>
+      <w:r>
+        <w:rPr>
+          <w:rFonts w:ascii="Times New Roman" w:hAnsi="Times New Roman" w:cs="Times New Roman"/>
+          <w:sz w:val="28"/>
+          <w:szCs w:val="28"/>
+        </w:rPr>
+        <w:t xml:space="preserve"> </w:t>
+      </w:r>
+      <w:proofErr w:type="spellStart"/>
+      <w:r>
+        <w:rPr>
+          <w:rFonts w:ascii="Times New Roman" w:hAnsi="Times New Roman" w:cs="Times New Roman"/>
+          <w:sz w:val="28"/>
+          <w:szCs w:val="28"/>
+        </w:rPr>
+        <w:t>quy</w:t>
+      </w:r>
+      <w:proofErr w:type="spellEnd"/>
+      <w:r>
+        <w:rPr>
+          <w:rFonts w:ascii="Times New Roman" w:hAnsi="Times New Roman" w:cs="Times New Roman"/>
+          <w:sz w:val="28"/>
+          <w:szCs w:val="28"/>
+        </w:rPr>
+        <w:t xml:space="preserve"> </w:t>
+      </w:r>
+      <w:proofErr w:type="spellStart"/>
+      <w:r>
+        <w:rPr>
+          <w:rFonts w:ascii="Times New Roman" w:hAnsi="Times New Roman" w:cs="Times New Roman"/>
+          <w:sz w:val="28"/>
+          <w:szCs w:val="28"/>
+        </w:rPr>
+        <w:t>định</w:t>
+      </w:r>
+      <w:proofErr w:type="spellEnd"/>
+      <w:r>
+        <w:rPr>
+          <w:rFonts w:ascii="Times New Roman" w:hAnsi="Times New Roman" w:cs="Times New Roman"/>
+          <w:sz w:val="28"/>
+          <w:szCs w:val="28"/>
+        </w:rPr>
+        <w:t xml:space="preserve"> </w:t>
+      </w:r>
+      <w:proofErr w:type="spellStart"/>
+      <w:r>
+        <w:rPr>
+          <w:rFonts w:ascii="Times New Roman" w:hAnsi="Times New Roman" w:cs="Times New Roman"/>
+          <w:sz w:val="28"/>
+          <w:szCs w:val="28"/>
+        </w:rPr>
+        <w:t>của</w:t>
+      </w:r>
+      <w:proofErr w:type="spellEnd"/>
+      <w:r>
+        <w:rPr>
+          <w:rFonts w:ascii="Times New Roman" w:hAnsi="Times New Roman" w:cs="Times New Roman"/>
+          <w:sz w:val="28"/>
+          <w:szCs w:val="28"/>
+        </w:rPr>
+        <w:t xml:space="preserve"> </w:t>
+      </w:r>
+      <w:proofErr w:type="spellStart"/>
+      <w:r>
+        <w:rPr>
+          <w:rFonts w:ascii="Times New Roman" w:hAnsi="Times New Roman" w:cs="Times New Roman"/>
+          <w:sz w:val="28"/>
+          <w:szCs w:val="28"/>
+        </w:rPr>
+        <w:t>pháp</w:t>
+      </w:r>
+      <w:proofErr w:type="spellEnd"/>
+      <w:r>
+        <w:rPr>
+          <w:rFonts w:ascii="Times New Roman" w:hAnsi="Times New Roman" w:cs="Times New Roman"/>
+          <w:sz w:val="28"/>
+          <w:szCs w:val="28"/>
+        </w:rPr>
+        <w:t xml:space="preserve"> </w:t>
+      </w:r>
+      <w:proofErr w:type="spellStart"/>
+      <w:r>
+        <w:rPr>
+          <w:rFonts w:ascii="Times New Roman" w:hAnsi="Times New Roman" w:cs="Times New Roman"/>
+          <w:sz w:val="28"/>
+          <w:szCs w:val="28"/>
+        </w:rPr>
+        <w:t>luật</w:t>
+      </w:r>
+      <w:proofErr w:type="spellEnd"/>
+      <w:r>
+        <w:rPr>
+          <w:rFonts w:ascii="Times New Roman" w:hAnsi="Times New Roman" w:cs="Times New Roman"/>
+          <w:sz w:val="28"/>
+          <w:szCs w:val="28"/>
+        </w:rPr>
+        <w:t>.</w:t>
       </w:r>
     </w:p>
     <w:p>
@@ -1050,6 +3525,7 @@
           <w:szCs w:val="28"/>
         </w:rPr>
       </w:pPr>
+      <w:proofErr w:type="spellStart"/>
       <w:r>
         <w:rPr>
           <w:rFonts w:ascii="Times New Roman" w:hAnsi="Times New Roman" w:cs="Times New Roman"/>
@@ -1059,8 +3535,9 @@
           <w:szCs w:val="28"/>
           <w:u w:val="single"/>
         </w:rPr>
-        <w:t xml:space="preserve">Điều </w:t>
-      </w:r>
+        <w:t>Điều</w:t>
+      </w:r>
+      <w:proofErr w:type="spellEnd"/>
       <w:r>
         <w:rPr>
           <w:rFonts w:ascii="Times New Roman" w:hAnsi="Times New Roman" w:cs="Times New Roman"/>
@@ -1070,6 +3547,17 @@
           <w:szCs w:val="28"/>
           <w:u w:val="single"/>
         </w:rPr>
+        <w:t xml:space="preserve"> </w:t>
+      </w:r>
+      <w:r>
+        <w:rPr>
+          <w:rFonts w:ascii="Times New Roman" w:hAnsi="Times New Roman" w:cs="Times New Roman"/>
+          <w:b/>
+          <w:bCs/>
+          <w:sz w:val="28"/>
+          <w:szCs w:val="28"/>
+          <w:u w:val="single"/>
+        </w:rPr>
         <w:t>3</w:t>
       </w:r>
       <w:r>
@@ -1078,7 +3566,295 @@
           <w:sz w:val="28"/>
           <w:szCs w:val="28"/>
         </w:rPr>
-        <w:t>: Người đại diện theo pháp luật của công ty có trách nhiệm thi hành Quyết định này.</w:t>
+        <w:t xml:space="preserve">: </w:t>
+      </w:r>
+      <w:proofErr w:type="spellStart"/>
+      <w:r>
+        <w:rPr>
+          <w:rFonts w:ascii="Times New Roman" w:hAnsi="Times New Roman" w:cs="Times New Roman"/>
+          <w:sz w:val="28"/>
+          <w:szCs w:val="28"/>
+        </w:rPr>
+        <w:t>Người</w:t>
+      </w:r>
+      <w:proofErr w:type="spellEnd"/>
+      <w:r>
+        <w:rPr>
+          <w:rFonts w:ascii="Times New Roman" w:hAnsi="Times New Roman" w:cs="Times New Roman"/>
+          <w:sz w:val="28"/>
+          <w:szCs w:val="28"/>
+        </w:rPr>
+        <w:t xml:space="preserve"> </w:t>
+      </w:r>
+      <w:proofErr w:type="spellStart"/>
+      <w:r>
+        <w:rPr>
+          <w:rFonts w:ascii="Times New Roman" w:hAnsi="Times New Roman" w:cs="Times New Roman"/>
+          <w:sz w:val="28"/>
+          <w:szCs w:val="28"/>
+        </w:rPr>
+        <w:t>đại</w:t>
+      </w:r>
+      <w:proofErr w:type="spellEnd"/>
+      <w:r>
+        <w:rPr>
+          <w:rFonts w:ascii="Times New Roman" w:hAnsi="Times New Roman" w:cs="Times New Roman"/>
+          <w:sz w:val="28"/>
+          <w:szCs w:val="28"/>
+        </w:rPr>
+        <w:t xml:space="preserve"> </w:t>
+      </w:r>
+      <w:proofErr w:type="spellStart"/>
+      <w:r>
+        <w:rPr>
+          <w:rFonts w:ascii="Times New Roman" w:hAnsi="Times New Roman" w:cs="Times New Roman"/>
+          <w:sz w:val="28"/>
+          <w:szCs w:val="28"/>
+        </w:rPr>
+        <w:t>diện</w:t>
+      </w:r>
+      <w:proofErr w:type="spellEnd"/>
+      <w:r>
+        <w:rPr>
+          <w:rFonts w:ascii="Times New Roman" w:hAnsi="Times New Roman" w:cs="Times New Roman"/>
+          <w:sz w:val="28"/>
+          <w:szCs w:val="28"/>
+        </w:rPr>
+        <w:t xml:space="preserve"> </w:t>
+      </w:r>
+      <w:proofErr w:type="spellStart"/>
+      <w:r>
+        <w:rPr>
+          <w:rFonts w:ascii="Times New Roman" w:hAnsi="Times New Roman" w:cs="Times New Roman"/>
+          <w:sz w:val="28"/>
+          <w:szCs w:val="28"/>
+        </w:rPr>
+        <w:t>theo</w:t>
+      </w:r>
+      <w:proofErr w:type="spellEnd"/>
+      <w:r>
+        <w:rPr>
+          <w:rFonts w:ascii="Times New Roman" w:hAnsi="Times New Roman" w:cs="Times New Roman"/>
+          <w:sz w:val="28"/>
+          <w:szCs w:val="28"/>
+        </w:rPr>
+        <w:t xml:space="preserve"> </w:t>
+      </w:r>
+      <w:proofErr w:type="spellStart"/>
+      <w:r>
+        <w:rPr>
+          <w:rFonts w:ascii="Times New Roman" w:hAnsi="Times New Roman" w:cs="Times New Roman"/>
+          <w:sz w:val="28"/>
+          <w:szCs w:val="28"/>
+        </w:rPr>
+        <w:t>pháp</w:t>
+      </w:r>
+      <w:proofErr w:type="spellEnd"/>
+      <w:r>
+        <w:rPr>
+          <w:rFonts w:ascii="Times New Roman" w:hAnsi="Times New Roman" w:cs="Times New Roman"/>
+          <w:sz w:val="28"/>
+          <w:szCs w:val="28"/>
+        </w:rPr>
+        <w:t xml:space="preserve"> </w:t>
+      </w:r>
+      <w:proofErr w:type="spellStart"/>
+      <w:r>
+        <w:rPr>
+          <w:rFonts w:ascii="Times New Roman" w:hAnsi="Times New Roman" w:cs="Times New Roman"/>
+          <w:sz w:val="28"/>
+          <w:szCs w:val="28"/>
+        </w:rPr>
+        <w:t>luật</w:t>
+      </w:r>
+      <w:proofErr w:type="spellEnd"/>
+      <w:r>
+        <w:rPr>
+          <w:rFonts w:ascii="Times New Roman" w:hAnsi="Times New Roman" w:cs="Times New Roman"/>
+          <w:sz w:val="28"/>
+          <w:szCs w:val="28"/>
+        </w:rPr>
+        <w:t xml:space="preserve"> </w:t>
+      </w:r>
+      <w:proofErr w:type="spellStart"/>
+      <w:r>
+        <w:rPr>
+          <w:rFonts w:ascii="Times New Roman" w:hAnsi="Times New Roman" w:cs="Times New Roman"/>
+          <w:sz w:val="28"/>
+          <w:szCs w:val="28"/>
+        </w:rPr>
+        <w:t>của</w:t>
+      </w:r>
+      <w:proofErr w:type="spellEnd"/>
+      <w:r>
+        <w:rPr>
+          <w:rFonts w:ascii="Times New Roman" w:hAnsi="Times New Roman" w:cs="Times New Roman"/>
+          <w:sz w:val="28"/>
+          <w:szCs w:val="28"/>
+        </w:rPr>
+        <w:t xml:space="preserve"> </w:t>
+      </w:r>
+      <w:proofErr w:type="spellStart"/>
+      <w:r>
+        <w:rPr>
+          <w:rFonts w:ascii="Times New Roman" w:hAnsi="Times New Roman" w:cs="Times New Roman"/>
+          <w:sz w:val="28"/>
+          <w:szCs w:val="28"/>
+        </w:rPr>
+        <w:t>công</w:t>
+      </w:r>
+      <w:proofErr w:type="spellEnd"/>
+      <w:r>
+        <w:rPr>
+          <w:rFonts w:ascii="Times New Roman" w:hAnsi="Times New Roman" w:cs="Times New Roman"/>
+          <w:sz w:val="28"/>
+          <w:szCs w:val="28"/>
+        </w:rPr>
+        <w:t xml:space="preserve"> ty </w:t>
+      </w:r>
+      <w:proofErr w:type="spellStart"/>
+      <w:r>
+        <w:rPr>
+          <w:rFonts w:ascii="Times New Roman" w:hAnsi="Times New Roman" w:cs="Times New Roman"/>
+          <w:sz w:val="28"/>
+          <w:szCs w:val="28"/>
+        </w:rPr>
+        <w:t>có</w:t>
+      </w:r>
+      <w:proofErr w:type="spellEnd"/>
+      <w:r>
+        <w:rPr>
+          <w:rFonts w:ascii="Times New Roman" w:hAnsi="Times New Roman" w:cs="Times New Roman"/>
+          <w:sz w:val="28"/>
+          <w:szCs w:val="28"/>
+        </w:rPr>
+        <w:t xml:space="preserve"> </w:t>
+      </w:r>
+      <w:proofErr w:type="spellStart"/>
+      <w:r>
+        <w:rPr>
+          <w:rFonts w:ascii="Times New Roman" w:hAnsi="Times New Roman" w:cs="Times New Roman"/>
+          <w:sz w:val="28"/>
+          <w:szCs w:val="28"/>
+        </w:rPr>
+        <w:t>trách</w:t>
+      </w:r>
+      <w:proofErr w:type="spellEnd"/>
+      <w:r>
+        <w:rPr>
+          <w:rFonts w:ascii="Times New Roman" w:hAnsi="Times New Roman" w:cs="Times New Roman"/>
+          <w:sz w:val="28"/>
+          <w:szCs w:val="28"/>
+        </w:rPr>
+        <w:t xml:space="preserve"> </w:t>
+      </w:r>
+      <w:proofErr w:type="spellStart"/>
+      <w:r>
+        <w:rPr>
+          <w:rFonts w:ascii="Times New Roman" w:hAnsi="Times New Roman" w:cs="Times New Roman"/>
+          <w:sz w:val="28"/>
+          <w:szCs w:val="28"/>
+        </w:rPr>
+        <w:t>nhiệm</w:t>
+      </w:r>
+      <w:proofErr w:type="spellEnd"/>
+      <w:r>
+        <w:rPr>
+          <w:rFonts w:ascii="Times New Roman" w:hAnsi="Times New Roman" w:cs="Times New Roman"/>
+          <w:sz w:val="28"/>
+          <w:szCs w:val="28"/>
+        </w:rPr>
+        <w:t xml:space="preserve"> </w:t>
+      </w:r>
+      <w:proofErr w:type="spellStart"/>
+      <w:r>
+        <w:rPr>
+          <w:rFonts w:ascii="Times New Roman" w:hAnsi="Times New Roman" w:cs="Times New Roman"/>
+          <w:sz w:val="28"/>
+          <w:szCs w:val="28"/>
+        </w:rPr>
+        <w:t>thi</w:t>
+      </w:r>
+      <w:proofErr w:type="spellEnd"/>
+      <w:r>
+        <w:rPr>
+          <w:rFonts w:ascii="Times New Roman" w:hAnsi="Times New Roman" w:cs="Times New Roman"/>
+          <w:sz w:val="28"/>
+          <w:szCs w:val="28"/>
+        </w:rPr>
+        <w:t xml:space="preserve"> </w:t>
+      </w:r>
+      <w:proofErr w:type="spellStart"/>
+      <w:r>
+        <w:rPr>
+          <w:rFonts w:ascii="Times New Roman" w:hAnsi="Times New Roman" w:cs="Times New Roman"/>
+          <w:sz w:val="28"/>
+          <w:szCs w:val="28"/>
+        </w:rPr>
+        <w:t>hành</w:t>
+      </w:r>
+      <w:proofErr w:type="spellEnd"/>
+      <w:r>
+        <w:rPr>
+          <w:rFonts w:ascii="Times New Roman" w:hAnsi="Times New Roman" w:cs="Times New Roman"/>
+          <w:sz w:val="28"/>
+          <w:szCs w:val="28"/>
+        </w:rPr>
+        <w:t xml:space="preserve"> </w:t>
+      </w:r>
+      <w:proofErr w:type="spellStart"/>
+      <w:r>
+        <w:rPr>
+          <w:rFonts w:ascii="Times New Roman" w:hAnsi="Times New Roman" w:cs="Times New Roman"/>
+          <w:sz w:val="28"/>
+          <w:szCs w:val="28"/>
+        </w:rPr>
+        <w:t>Quyết</w:t>
+      </w:r>
+      <w:proofErr w:type="spellEnd"/>
+      <w:r>
+        <w:rPr>
+          <w:rFonts w:ascii="Times New Roman" w:hAnsi="Times New Roman" w:cs="Times New Roman"/>
+          <w:sz w:val="28"/>
+          <w:szCs w:val="28"/>
+        </w:rPr>
+        <w:t xml:space="preserve"> </w:t>
+      </w:r>
+      <w:proofErr w:type="spellStart"/>
+      <w:r>
+        <w:rPr>
+          <w:rFonts w:ascii="Times New Roman" w:hAnsi="Times New Roman" w:cs="Times New Roman"/>
+          <w:sz w:val="28"/>
+          <w:szCs w:val="28"/>
+        </w:rPr>
+        <w:t>định</w:t>
+      </w:r>
+      <w:proofErr w:type="spellEnd"/>
+      <w:r>
+        <w:rPr>
+          <w:rFonts w:ascii="Times New Roman" w:hAnsi="Times New Roman" w:cs="Times New Roman"/>
+          <w:sz w:val="28"/>
+          <w:szCs w:val="28"/>
+        </w:rPr>
+        <w:t xml:space="preserve"> </w:t>
+      </w:r>
+      <w:proofErr w:type="spellStart"/>
+      <w:r>
+        <w:rPr>
+          <w:rFonts w:ascii="Times New Roman" w:hAnsi="Times New Roman" w:cs="Times New Roman"/>
+          <w:sz w:val="28"/>
+          <w:szCs w:val="28"/>
+        </w:rPr>
+        <w:t>này</w:t>
+      </w:r>
+      <w:proofErr w:type="spellEnd"/>
+      <w:r>
+        <w:rPr>
+          <w:rFonts w:ascii="Times New Roman" w:hAnsi="Times New Roman" w:cs="Times New Roman"/>
+          <w:sz w:val="28"/>
+          <w:szCs w:val="28"/>
+        </w:rPr>
+        <w:t>.</w:t>
       </w:r>
     </w:p>
     <w:p>
@@ -1114,6 +3890,7 @@
           <w:szCs w:val="28"/>
         </w:rPr>
       </w:pPr>
+      <w:proofErr w:type="spellStart"/>
       <w:r>
         <w:rPr>
           <w:rFonts w:ascii="Times New Roman" w:hAnsi="Times New Roman" w:cs="Times New Roman"/>
@@ -1123,8 +3900,9 @@
           <w:szCs w:val="28"/>
           <w:u w:val="single"/>
         </w:rPr>
-        <w:t xml:space="preserve">Điều </w:t>
-      </w:r>
+        <w:t>Điều</w:t>
+      </w:r>
+      <w:proofErr w:type="spellEnd"/>
       <w:r>
         <w:rPr>
           <w:rFonts w:ascii="Times New Roman" w:hAnsi="Times New Roman" w:cs="Times New Roman"/>
@@ -1134,6 +3912,17 @@
           <w:szCs w:val="28"/>
           <w:u w:val="single"/>
         </w:rPr>
+        <w:t xml:space="preserve"> </w:t>
+      </w:r>
+      <w:r>
+        <w:rPr>
+          <w:rFonts w:ascii="Times New Roman" w:hAnsi="Times New Roman" w:cs="Times New Roman"/>
+          <w:b/>
+          <w:bCs/>
+          <w:sz w:val="28"/>
+          <w:szCs w:val="28"/>
+          <w:u w:val="single"/>
+        </w:rPr>
         <w:t>4</w:t>
       </w:r>
       <w:r>
@@ -1142,7 +3931,187 @@
           <w:sz w:val="28"/>
           <w:szCs w:val="28"/>
         </w:rPr>
-        <w:t>: Quyết định này có hiệu lực kể từ ngày ký.</w:t>
+        <w:t xml:space="preserve">: </w:t>
+      </w:r>
+      <w:proofErr w:type="spellStart"/>
+      <w:r>
+        <w:rPr>
+          <w:rFonts w:ascii="Times New Roman" w:hAnsi="Times New Roman" w:cs="Times New Roman"/>
+          <w:sz w:val="28"/>
+          <w:szCs w:val="28"/>
+        </w:rPr>
+        <w:t>Quyết</w:t>
+      </w:r>
+      <w:proofErr w:type="spellEnd"/>
+      <w:r>
+        <w:rPr>
+          <w:rFonts w:ascii="Times New Roman" w:hAnsi="Times New Roman" w:cs="Times New Roman"/>
+          <w:sz w:val="28"/>
+          <w:szCs w:val="28"/>
+        </w:rPr>
+        <w:t xml:space="preserve"> </w:t>
+      </w:r>
+      <w:proofErr w:type="spellStart"/>
+      <w:r>
+        <w:rPr>
+          <w:rFonts w:ascii="Times New Roman" w:hAnsi="Times New Roman" w:cs="Times New Roman"/>
+          <w:sz w:val="28"/>
+          <w:szCs w:val="28"/>
+        </w:rPr>
+        <w:t>định</w:t>
+      </w:r>
+      <w:proofErr w:type="spellEnd"/>
+      <w:r>
+        <w:rPr>
+          <w:rFonts w:ascii="Times New Roman" w:hAnsi="Times New Roman" w:cs="Times New Roman"/>
+          <w:sz w:val="28"/>
+          <w:szCs w:val="28"/>
+        </w:rPr>
+        <w:t xml:space="preserve"> </w:t>
+      </w:r>
+      <w:proofErr w:type="spellStart"/>
+      <w:r>
+        <w:rPr>
+          <w:rFonts w:ascii="Times New Roman" w:hAnsi="Times New Roman" w:cs="Times New Roman"/>
+          <w:sz w:val="28"/>
+          <w:szCs w:val="28"/>
+        </w:rPr>
+        <w:t>này</w:t>
+      </w:r>
+      <w:proofErr w:type="spellEnd"/>
+      <w:r>
+        <w:rPr>
+          <w:rFonts w:ascii="Times New Roman" w:hAnsi="Times New Roman" w:cs="Times New Roman"/>
+          <w:sz w:val="28"/>
+          <w:szCs w:val="28"/>
+        </w:rPr>
+        <w:t xml:space="preserve"> </w:t>
+      </w:r>
+      <w:proofErr w:type="spellStart"/>
+      <w:r>
+        <w:rPr>
+          <w:rFonts w:ascii="Times New Roman" w:hAnsi="Times New Roman" w:cs="Times New Roman"/>
+          <w:sz w:val="28"/>
+          <w:szCs w:val="28"/>
+        </w:rPr>
+        <w:t>có</w:t>
+      </w:r>
+      <w:proofErr w:type="spellEnd"/>
+      <w:r>
+        <w:rPr>
+          <w:rFonts w:ascii="Times New Roman" w:hAnsi="Times New Roman" w:cs="Times New Roman"/>
+          <w:sz w:val="28"/>
+          <w:szCs w:val="28"/>
+        </w:rPr>
+        <w:t xml:space="preserve"> </w:t>
+      </w:r>
+      <w:proofErr w:type="spellStart"/>
+      <w:r>
+        <w:rPr>
+          <w:rFonts w:ascii="Times New Roman" w:hAnsi="Times New Roman" w:cs="Times New Roman"/>
+          <w:sz w:val="28"/>
+          <w:szCs w:val="28"/>
+        </w:rPr>
+        <w:t>hiệu</w:t>
+      </w:r>
+      <w:proofErr w:type="spellEnd"/>
+      <w:r>
+        <w:rPr>
+          <w:rFonts w:ascii="Times New Roman" w:hAnsi="Times New Roman" w:cs="Times New Roman"/>
+          <w:sz w:val="28"/>
+          <w:szCs w:val="28"/>
+        </w:rPr>
+        <w:t xml:space="preserve"> </w:t>
+      </w:r>
+      <w:proofErr w:type="spellStart"/>
+      <w:r>
+        <w:rPr>
+          <w:rFonts w:ascii="Times New Roman" w:hAnsi="Times New Roman" w:cs="Times New Roman"/>
+          <w:sz w:val="28"/>
+          <w:szCs w:val="28"/>
+        </w:rPr>
+        <w:t>lực</w:t>
+      </w:r>
+      <w:proofErr w:type="spellEnd"/>
+      <w:r>
+        <w:rPr>
+          <w:rFonts w:ascii="Times New Roman" w:hAnsi="Times New Roman" w:cs="Times New Roman"/>
+          <w:sz w:val="28"/>
+          <w:szCs w:val="28"/>
+        </w:rPr>
+        <w:t xml:space="preserve"> </w:t>
+      </w:r>
+      <w:proofErr w:type="spellStart"/>
+      <w:r>
+        <w:rPr>
+          <w:rFonts w:ascii="Times New Roman" w:hAnsi="Times New Roman" w:cs="Times New Roman"/>
+          <w:sz w:val="28"/>
+          <w:szCs w:val="28"/>
+        </w:rPr>
+        <w:t>kể</w:t>
+      </w:r>
+      <w:proofErr w:type="spellEnd"/>
+      <w:r>
+        <w:rPr>
+          <w:rFonts w:ascii="Times New Roman" w:hAnsi="Times New Roman" w:cs="Times New Roman"/>
+          <w:sz w:val="28"/>
+          <w:szCs w:val="28"/>
+        </w:rPr>
+        <w:t xml:space="preserve"> </w:t>
+      </w:r>
+      <w:proofErr w:type="spellStart"/>
+      <w:r>
+        <w:rPr>
+          <w:rFonts w:ascii="Times New Roman" w:hAnsi="Times New Roman" w:cs="Times New Roman"/>
+          <w:sz w:val="28"/>
+          <w:szCs w:val="28"/>
+        </w:rPr>
+        <w:t>từ</w:t>
+      </w:r>
+      <w:proofErr w:type="spellEnd"/>
+      <w:r>
+        <w:rPr>
+          <w:rFonts w:ascii="Times New Roman" w:hAnsi="Times New Roman" w:cs="Times New Roman"/>
+          <w:sz w:val="28"/>
+          <w:szCs w:val="28"/>
+        </w:rPr>
+        <w:t xml:space="preserve"> </w:t>
+      </w:r>
+      <w:proofErr w:type="spellStart"/>
+      <w:r>
+        <w:rPr>
+          <w:rFonts w:ascii="Times New Roman" w:hAnsi="Times New Roman" w:cs="Times New Roman"/>
+          <w:sz w:val="28"/>
+          <w:szCs w:val="28"/>
+        </w:rPr>
+        <w:t>ngày</w:t>
+      </w:r>
+      <w:proofErr w:type="spellEnd"/>
+      <w:r>
+        <w:rPr>
+          <w:rFonts w:ascii="Times New Roman" w:hAnsi="Times New Roman" w:cs="Times New Roman"/>
+          <w:sz w:val="28"/>
+          <w:szCs w:val="28"/>
+        </w:rPr>
+        <w:t xml:space="preserve"> </w:t>
+      </w:r>
+      <w:proofErr w:type="spellStart"/>
+      <w:r>
+        <w:rPr>
+          <w:rFonts w:ascii="Times New Roman" w:hAnsi="Times New Roman" w:cs="Times New Roman"/>
+          <w:sz w:val="28"/>
+          <w:szCs w:val="28"/>
+        </w:rPr>
+        <w:t>ký</w:t>
+      </w:r>
+      <w:proofErr w:type="spellEnd"/>
+      <w:r>
+        <w:rPr>
+          <w:rFonts w:ascii="Times New Roman" w:hAnsi="Times New Roman" w:cs="Times New Roman"/>
+          <w:sz w:val="28"/>
+          <w:szCs w:val="28"/>
+        </w:rPr>
+        <w:t>.</w:t>
       </w:r>
     </w:p>
     <w:p>
@@ -1184,8 +4153,8 @@
         <w:tblLook w:val="04A0" w:firstRow="1" w:lastRow="0" w:firstColumn="1" w:lastColumn="0" w:noHBand="0" w:noVBand="1"/>
       </w:tblPr>
       <w:tblGrid>
-        <w:gridCol w:w="4652"/>
-        <w:gridCol w:w="4644"/>
+        <w:gridCol w:w="4642"/>
+        <w:gridCol w:w="4654"/>
       </w:tblGrid>
       <w:tr>
         <w:tc>
@@ -1205,6 +4174,7 @@
                 <w:szCs w:val="28"/>
               </w:rPr>
             </w:pPr>
+            <w:proofErr w:type="spellStart"/>
             <w:r>
               <w:rPr>
                 <w:rFonts w:ascii="Times New Roman" w:hAnsi="Times New Roman" w:cs="Times New Roman"/>
@@ -1213,7 +4183,40 @@
                 <w:sz w:val="28"/>
                 <w:szCs w:val="28"/>
               </w:rPr>
-              <w:t>Nơi nhận:</w:t>
+              <w:t>Nơi</w:t>
+            </w:r>
+            <w:proofErr w:type="spellEnd"/>
+            <w:r>
+              <w:rPr>
+                <w:rFonts w:ascii="Times New Roman" w:hAnsi="Times New Roman" w:cs="Times New Roman"/>
+                <w:b/>
+                <w:bCs/>
+                <w:sz w:val="28"/>
+                <w:szCs w:val="28"/>
+              </w:rPr>
+              <w:t xml:space="preserve"> </w:t>
+            </w:r>
+            <w:proofErr w:type="spellStart"/>
+            <w:r>
+              <w:rPr>
+                <w:rFonts w:ascii="Times New Roman" w:hAnsi="Times New Roman" w:cs="Times New Roman"/>
+                <w:b/>
+                <w:bCs/>
+                <w:sz w:val="28"/>
+                <w:szCs w:val="28"/>
+              </w:rPr>
+              <w:t>nhận</w:t>
+            </w:r>
+            <w:proofErr w:type="spellEnd"/>
+            <w:r>
+              <w:rPr>
+                <w:rFonts w:ascii="Times New Roman" w:hAnsi="Times New Roman" w:cs="Times New Roman"/>
+                <w:b/>
+                <w:bCs/>
+                <w:sz w:val="28"/>
+                <w:szCs w:val="28"/>
+              </w:rPr>
+              <w:t>:</w:t>
             </w:r>
           </w:p>
           <w:p>
@@ -1232,7 +4235,25 @@
                 <w:sz w:val="28"/>
                 <w:szCs w:val="28"/>
               </w:rPr>
-              <w:t xml:space="preserve">- Như điều </w:t>
+              <w:t xml:space="preserve">- Như </w:t>
+            </w:r>
+            <w:proofErr w:type="spellStart"/>
+            <w:r>
+              <w:rPr>
+                <w:rFonts w:ascii="Times New Roman" w:hAnsi="Times New Roman" w:cs="Times New Roman"/>
+                <w:sz w:val="28"/>
+                <w:szCs w:val="28"/>
+              </w:rPr>
+              <w:t>điều</w:t>
+            </w:r>
+            <w:proofErr w:type="spellEnd"/>
+            <w:r>
+              <w:rPr>
+                <w:rFonts w:ascii="Times New Roman" w:hAnsi="Times New Roman" w:cs="Times New Roman"/>
+                <w:sz w:val="28"/>
+                <w:szCs w:val="28"/>
+              </w:rPr>
+              <w:t xml:space="preserve"> </w:t>
             </w:r>
             <w:r>
               <w:rPr>
@@ -1267,15 +4288,105 @@
                 <w:sz w:val="28"/>
                 <w:szCs w:val="28"/>
               </w:rPr>
-              <w:t>- Phòng ĐKKD TP Hồ Chí Minh</w:t>
-            </w:r>
+              <w:t xml:space="preserve">- </w:t>
+            </w:r>
+            <w:proofErr w:type="spellStart"/>
             <w:r>
               <w:rPr>
                 <w:rFonts w:ascii="Times New Roman" w:hAnsi="Times New Roman" w:cs="Times New Roman"/>
                 <w:sz w:val="28"/>
                 <w:szCs w:val="28"/>
               </w:rPr>
-              <w:t xml:space="preserve"> (đề đăng ký);</w:t>
+              <w:t>Phòng</w:t>
+            </w:r>
+            <w:proofErr w:type="spellEnd"/>
+            <w:r>
+              <w:rPr>
+                <w:rFonts w:ascii="Times New Roman" w:hAnsi="Times New Roman" w:cs="Times New Roman"/>
+                <w:sz w:val="28"/>
+                <w:szCs w:val="28"/>
+              </w:rPr>
+              <w:t xml:space="preserve"> ĐKKD TP </w:t>
+            </w:r>
+            <w:proofErr w:type="spellStart"/>
+            <w:r>
+              <w:rPr>
+                <w:rFonts w:ascii="Times New Roman" w:hAnsi="Times New Roman" w:cs="Times New Roman"/>
+                <w:sz w:val="28"/>
+                <w:szCs w:val="28"/>
+              </w:rPr>
+              <w:t>Hồ</w:t>
+            </w:r>
+            <w:proofErr w:type="spellEnd"/>
+            <w:r>
+              <w:rPr>
+                <w:rFonts w:ascii="Times New Roman" w:hAnsi="Times New Roman" w:cs="Times New Roman"/>
+                <w:sz w:val="28"/>
+                <w:szCs w:val="28"/>
+              </w:rPr>
+              <w:t xml:space="preserve"> Chí Minh</w:t>
+            </w:r>
+            <w:r>
+              <w:rPr>
+                <w:rFonts w:ascii="Times New Roman" w:hAnsi="Times New Roman" w:cs="Times New Roman"/>
+                <w:sz w:val="28"/>
+                <w:szCs w:val="28"/>
+              </w:rPr>
+              <w:t xml:space="preserve"> (</w:t>
+            </w:r>
+            <w:proofErr w:type="spellStart"/>
+            <w:r>
+              <w:rPr>
+                <w:rFonts w:ascii="Times New Roman" w:hAnsi="Times New Roman" w:cs="Times New Roman"/>
+                <w:sz w:val="28"/>
+                <w:szCs w:val="28"/>
+              </w:rPr>
+              <w:t>đề</w:t>
+            </w:r>
+            <w:proofErr w:type="spellEnd"/>
+            <w:r>
+              <w:rPr>
+                <w:rFonts w:ascii="Times New Roman" w:hAnsi="Times New Roman" w:cs="Times New Roman"/>
+                <w:sz w:val="28"/>
+                <w:szCs w:val="28"/>
+              </w:rPr>
+              <w:t xml:space="preserve"> </w:t>
+            </w:r>
+            <w:proofErr w:type="spellStart"/>
+            <w:r>
+              <w:rPr>
+                <w:rFonts w:ascii="Times New Roman" w:hAnsi="Times New Roman" w:cs="Times New Roman"/>
+                <w:sz w:val="28"/>
+                <w:szCs w:val="28"/>
+              </w:rPr>
+              <w:t>đăng</w:t>
+            </w:r>
+            <w:proofErr w:type="spellEnd"/>
+            <w:r>
+              <w:rPr>
+                <w:rFonts w:ascii="Times New Roman" w:hAnsi="Times New Roman" w:cs="Times New Roman"/>
+                <w:sz w:val="28"/>
+                <w:szCs w:val="28"/>
+              </w:rPr>
+              <w:t xml:space="preserve"> </w:t>
+            </w:r>
+            <w:proofErr w:type="spellStart"/>
+            <w:r>
+              <w:rPr>
+                <w:rFonts w:ascii="Times New Roman" w:hAnsi="Times New Roman" w:cs="Times New Roman"/>
+                <w:sz w:val="28"/>
+                <w:szCs w:val="28"/>
+              </w:rPr>
+              <w:t>ký</w:t>
+            </w:r>
+            <w:proofErr w:type="spellEnd"/>
+            <w:r>
+              <w:rPr>
+                <w:rFonts w:ascii="Times New Roman" w:hAnsi="Times New Roman" w:cs="Times New Roman"/>
+                <w:sz w:val="28"/>
+                <w:szCs w:val="28"/>
+              </w:rPr>
+              <w:t>);</w:t>
             </w:r>
           </w:p>
           <w:p>
@@ -1355,6 +4466,7 @@
               </w:rPr>
               <w:t>(</w:t>
             </w:r>
+            <w:proofErr w:type="spellStart"/>
             <w:r>
               <w:rPr>
                 <w:rFonts w:ascii="Times New Roman" w:hAnsi="Times New Roman" w:cs="Times New Roman"/>
@@ -1363,8 +4475,97 @@
                 <w:sz w:val="28"/>
                 <w:szCs w:val="28"/>
               </w:rPr>
-              <w:t>Ký, ghi rõ họ tên</w:t>
-            </w:r>
+              <w:t>Ký</w:t>
+            </w:r>
+            <w:proofErr w:type="spellEnd"/>
+            <w:r>
+              <w:rPr>
+                <w:rFonts w:ascii="Times New Roman" w:hAnsi="Times New Roman" w:cs="Times New Roman"/>
+                <w:i/>
+                <w:iCs/>
+                <w:sz w:val="28"/>
+                <w:szCs w:val="28"/>
+              </w:rPr>
+              <w:t xml:space="preserve">, </w:t>
+            </w:r>
+            <w:proofErr w:type="spellStart"/>
+            <w:r>
+              <w:rPr>
+                <w:rFonts w:ascii="Times New Roman" w:hAnsi="Times New Roman" w:cs="Times New Roman"/>
+                <w:i/>
+                <w:iCs/>
+                <w:sz w:val="28"/>
+                <w:szCs w:val="28"/>
+              </w:rPr>
+              <w:t>ghi</w:t>
+            </w:r>
+            <w:proofErr w:type="spellEnd"/>
+            <w:r>
+              <w:rPr>
+                <w:rFonts w:ascii="Times New Roman" w:hAnsi="Times New Roman" w:cs="Times New Roman"/>
+                <w:i/>
+                <w:iCs/>
+                <w:sz w:val="28"/>
+                <w:szCs w:val="28"/>
+              </w:rPr>
+              <w:t xml:space="preserve"> </w:t>
+            </w:r>
+            <w:proofErr w:type="spellStart"/>
+            <w:r>
+              <w:rPr>
+                <w:rFonts w:ascii="Times New Roman" w:hAnsi="Times New Roman" w:cs="Times New Roman"/>
+                <w:i/>
+                <w:iCs/>
+                <w:sz w:val="28"/>
+                <w:szCs w:val="28"/>
+              </w:rPr>
+              <w:t>rõ</w:t>
+            </w:r>
+            <w:proofErr w:type="spellEnd"/>
+            <w:r>
+              <w:rPr>
+                <w:rFonts w:ascii="Times New Roman" w:hAnsi="Times New Roman" w:cs="Times New Roman"/>
+                <w:i/>
+                <w:iCs/>
+                <w:sz w:val="28"/>
+                <w:szCs w:val="28"/>
+              </w:rPr>
+              <w:t xml:space="preserve"> </w:t>
+            </w:r>
+            <w:proofErr w:type="spellStart"/>
+            <w:r>
+              <w:rPr>
+                <w:rFonts w:ascii="Times New Roman" w:hAnsi="Times New Roman" w:cs="Times New Roman"/>
+                <w:i/>
+                <w:iCs/>
+                <w:sz w:val="28"/>
+                <w:szCs w:val="28"/>
+              </w:rPr>
+              <w:t>họ</w:t>
+            </w:r>
+            <w:proofErr w:type="spellEnd"/>
+            <w:r>
+              <w:rPr>
+                <w:rFonts w:ascii="Times New Roman" w:hAnsi="Times New Roman" w:cs="Times New Roman"/>
+                <w:i/>
+                <w:iCs/>
+                <w:sz w:val="28"/>
+                <w:szCs w:val="28"/>
+              </w:rPr>
+              <w:t xml:space="preserve"> </w:t>
+            </w:r>
+            <w:proofErr w:type="spellStart"/>
+            <w:r>
+              <w:rPr>
+                <w:rFonts w:ascii="Times New Roman" w:hAnsi="Times New Roman" w:cs="Times New Roman"/>
+                <w:i/>
+                <w:iCs/>
+                <w:sz w:val="28"/>
+                <w:szCs w:val="28"/>
+              </w:rPr>
+              <w:t>tên</w:t>
+            </w:r>
+            <w:proofErr w:type="spellEnd"/>
             <w:r>
               <w:rPr>
                 <w:rFonts w:ascii="Times New Roman" w:hAnsi="Times New Roman" w:cs="Times New Roman"/>
@@ -1434,10 +4635,12 @@
             </w:pPr>
             <w:r>
               <w:rPr>
-                <w:rFonts w:ascii="Times New Roman" w:hAnsi="Times New Roman" w:cs="Times New Roman"/>
-                <w:sz w:val="25"/>
-              </w:rPr>
-              <w:t>NGUYỄN THỊ DIỆP</w:t>
+                <w:rFonts w:ascii="Times New Roman" w:eastAsia="Times New Roman" w:hAnsi="Times New Roman"/>
+                <w:sz w:val="26"/>
+                <w:szCs w:val="26"/>
+                <w:lang w:val="vi-VN"/>
+              </w:rPr>
+              <w:t>NGUYỄN THỊ LỆ</w:t>
             </w:r>
           </w:p>
         </w:tc>
@@ -3060,18 +6263,12 @@
 </file>
 
 <file path=customXml/item1.xml><?xml version="1.0" encoding="utf-8"?>
-<p:properties xmlns:p="http://schemas.microsoft.com/office/2006/metadata/properties" xmlns:xsi="http://www.w3.org/2001/XMLSchema-instance" xmlns:pc="http://schemas.microsoft.com/office/infopath/2007/PartnerControls">
-  <documentManagement>
-    <AlternateThumbnailUrl xmlns="http://schemas.microsoft.com/sharepoint/v3">
-      <Url xsi:nil="true"/>
-      <Description xsi:nil="true"/>
-    </AlternateThumbnailUrl>
-    <VideoThumbnail xmlns="4ae7861e-4bff-47fb-9754-a3da037d4eb5" xsi:nil="true"/>
-    <ImageCreateDate xmlns="http://schemas.microsoft.com/sharepoint/v3" xsi:nil="true"/>
-    <GetImgForVideo xmlns="4ae7861e-4bff-47fb-9754-a3da037d4eb5" xsi:nil="true"/>
-    <Description xmlns="http://schemas.microsoft.com/sharepoint/v3" xsi:nil="true"/>
-  </documentManagement>
-</p:properties>
+<?mso-contentType ?>
+<FormTemplates xmlns="http://schemas.microsoft.com/sharepoint/v3/contenttype/forms">
+  <Display>DocumentLibraryForm</Display>
+  <Edit>DocumentLibraryForm</Edit>
+  <New>DocumentLibraryForm</New>
+</FormTemplates>
 </file>
 
 <file path=customXml/item2.xml><?xml version="1.0" encoding="utf-8"?>
@@ -3263,21 +6460,24 @@
 </file>
 
 <file path=customXml/item3.xml><?xml version="1.0" encoding="utf-8"?>
-<?mso-contentType ?>
-<FormTemplates xmlns="http://schemas.microsoft.com/sharepoint/v3/contenttype/forms">
-  <Display>DocumentLibraryForm</Display>
-  <Edit>DocumentLibraryForm</Edit>
-  <New>DocumentLibraryForm</New>
-</FormTemplates>
+<p:properties xmlns:p="http://schemas.microsoft.com/office/2006/metadata/properties" xmlns:xsi="http://www.w3.org/2001/XMLSchema-instance" xmlns:pc="http://schemas.microsoft.com/office/infopath/2007/PartnerControls">
+  <documentManagement>
+    <AlternateThumbnailUrl xmlns="http://schemas.microsoft.com/sharepoint/v3">
+      <Url xsi:nil="true"/>
+      <Description xsi:nil="true"/>
+    </AlternateThumbnailUrl>
+    <VideoThumbnail xmlns="4ae7861e-4bff-47fb-9754-a3da037d4eb5" xsi:nil="true"/>
+    <ImageCreateDate xmlns="http://schemas.microsoft.com/sharepoint/v3" xsi:nil="true"/>
+    <GetImgForVideo xmlns="4ae7861e-4bff-47fb-9754-a3da037d4eb5" xsi:nil="true"/>
+    <Description xmlns="http://schemas.microsoft.com/sharepoint/v3" xsi:nil="true"/>
+  </documentManagement>
+</p:properties>
 </file>
 
 <file path=customXml/itemProps1.xml><?xml version="1.0" encoding="utf-8"?>
-<ds:datastoreItem xmlns:ds="http://schemas.openxmlformats.org/officeDocument/2006/customXml" ds:itemID="{DFBF5159-804B-4563-9B15-6A0468B25410}">
+<ds:datastoreItem xmlns:ds="http://schemas.openxmlformats.org/officeDocument/2006/customXml" ds:itemID="{AFD07A8A-035B-44B3-8740-60045F8E4C9F}">
   <ds:schemaRefs>
-    <ds:schemaRef ds:uri="http://schemas.microsoft.com/office/2006/metadata/properties"/>
-    <ds:schemaRef ds:uri="http://schemas.microsoft.com/office/infopath/2007/PartnerControls"/>
-    <ds:schemaRef ds:uri="http://schemas.microsoft.com/sharepoint/v3"/>
-    <ds:schemaRef ds:uri="4ae7861e-4bff-47fb-9754-a3da037d4eb5"/>
+    <ds:schemaRef ds:uri="http://schemas.microsoft.com/sharepoint/v3/contenttype/forms"/>
   </ds:schemaRefs>
 </ds:datastoreItem>
 </file>
@@ -3302,9 +6502,12 @@
 </file>
 
 <file path=customXml/itemProps3.xml><?xml version="1.0" encoding="utf-8"?>
-<ds:datastoreItem xmlns:ds="http://schemas.openxmlformats.org/officeDocument/2006/customXml" ds:itemID="{AFD07A8A-035B-44B3-8740-60045F8E4C9F}">
+<ds:datastoreItem xmlns:ds="http://schemas.openxmlformats.org/officeDocument/2006/customXml" ds:itemID="{DFBF5159-804B-4563-9B15-6A0468B25410}">
   <ds:schemaRefs>
-    <ds:schemaRef ds:uri="http://schemas.microsoft.com/sharepoint/v3/contenttype/forms"/>
+    <ds:schemaRef ds:uri="http://schemas.microsoft.com/office/2006/metadata/properties"/>
+    <ds:schemaRef ds:uri="http://schemas.microsoft.com/office/infopath/2007/PartnerControls"/>
+    <ds:schemaRef ds:uri="http://schemas.microsoft.com/sharepoint/v3"/>
+    <ds:schemaRef ds:uri="4ae7861e-4bff-47fb-9754-a3da037d4eb5"/>
   </ds:schemaRefs>
 </ds:datastoreItem>
 </file>